--- a/svoyo-delo/대본/6부/05화_Proverka.docx
+++ b/svoyo-delo/대본/6부/05화_Proverka.docx
@@ -1010,7 +1010,7 @@
         <w:t xml:space="preserve"> </w:t>
       </w:r>
       <w:r>
-        <w:t xml:space="preserve">- 규칙: 지문 없음. 전 화 100% 「화자명: 대사」. 1턴 18단어 이내 + 긴 턴 10~15회(30~55단어). 문법 초점(B2+): 간접 화법·질문(Она спрашивает: …; почему…), 날짜(третьего марта, четырнадцатого), 부정(никто не может гарантировать; ни одного шприца), 대조 정의(не гарантия — надежда; не надежда — данные).</w:t>
+        <w:t xml:space="preserve">- 규칙: 지문 없음. 전 화 100% 「화자명: 대사」. 1턴 24단어 이내 + 긴 턴 10~15회(35~60단어). 문법 초점(B2+): 간접 화법·질문(Она спрашивает: …; почему…), 날짜(третьего марта, четырнадцатого), 부정(никто не может гарантировать; ни одного шприца), 대조 정의(не гарантия — надежда; не надежда — данные).</w:t>
       </w:r>
       <w:r>
         <w:t xml:space="preserve"> </w:t>
@@ -1486,71 +1486,71 @@
         <w:pStyle w:val="FirstParagraph"/>
       </w:pPr>
       <w:r>
-        <w:t xml:space="preserve">DOYUN: Лёша, знакомься. Хан Джису. Наш юрист. Экспортный контроль. Она говорит по-английски и по-корейски. Я переведу.</w:t>
-      </w:r>
-    </w:p>
-    <w:p>
-      <w:pPr>
-        <w:pStyle w:val="BodyText"/>
-      </w:pPr>
-      <w:r>
-        <w:t xml:space="preserve">HAN: Доброе утро. Это я выучила. Остальное — Доюн.</w:t>
-      </w:r>
-    </w:p>
-    <w:p>
-      <w:pPr>
-        <w:pStyle w:val="BodyText"/>
-      </w:pPr>
-      <w:r>
-        <w:t xml:space="preserve">ALEKSEY: Доброе утро, госпожа Хан. Мы готовы. Ольга Петровна, Ирина, Кирилл — все здесь.</w:t>
-      </w:r>
-    </w:p>
-    <w:p>
-      <w:pPr>
-        <w:pStyle w:val="BodyText"/>
-      </w:pPr>
-      <w:r>
-        <w:t xml:space="preserve">DOYUN: Она говорит: «Хорошо. Я буду задавать неудобные вопросы. Это моя работа. Не обижайтесь».</w:t>
-      </w:r>
-    </w:p>
-    <w:p>
-      <w:pPr>
-        <w:pStyle w:val="BodyText"/>
-      </w:pPr>
-      <w:r>
-        <w:t xml:space="preserve">OLGA: Не обидимся. У нас есть Нина Аркадьевна. Она тоже задаёт неудобные вопросы. Мы привыкли.</w:t>
-      </w:r>
-    </w:p>
-    <w:p>
-      <w:pPr>
-        <w:pStyle w:val="BodyText"/>
-      </w:pPr>
-      <w:r>
-        <w:t xml:space="preserve">DOYUN: Она говорит: первый вопрос. «Кто конечный пользователь нашего геля в России?»</w:t>
-      </w:r>
-    </w:p>
-    <w:p>
-      <w:pPr>
-        <w:pStyle w:val="BodyText"/>
-      </w:pPr>
-      <w:r>
-        <w:t xml:space="preserve">ALEKSEY: Врач. Только врач, который сдал экзамен. Двести тридцать клиник. Тысяча девятьсот врачей.</w:t>
-      </w:r>
-    </w:p>
-    <w:p>
-      <w:pPr>
-        <w:pStyle w:val="BodyText"/>
-      </w:pPr>
-      <w:r>
-        <w:t xml:space="preserve">DOYUN: Она говорит: «Это вы так говорите. Как вы это докажете? На бумаге».</w:t>
-      </w:r>
-    </w:p>
-    <w:p>
-      <w:pPr>
-        <w:pStyle w:val="BodyText"/>
-      </w:pPr>
-      <w:r>
-        <w:t xml:space="preserve">KIRILL: Не на бумаге. В системе. Каждый шприц — код. Каждый код — клиника. Каждая клиника — список врачей с экзаменом.</w:t>
+        <w:t xml:space="preserve">DOYUN: Лёша, знакомься: это Хан Джису, наш юрист по экспортному контролю. Она говорит по-английски и по-корейски, поэтому я буду переводить.</w:t>
+      </w:r>
+    </w:p>
+    <w:p>
+      <w:pPr>
+        <w:pStyle w:val="BodyText"/>
+      </w:pPr>
+      <w:r>
+        <w:t xml:space="preserve">HAN: Доброе утро. Это я выучила сама, а остальное скажет Доюн.</w:t>
+      </w:r>
+    </w:p>
+    <w:p>
+      <w:pPr>
+        <w:pStyle w:val="BodyText"/>
+      </w:pPr>
+      <w:r>
+        <w:t xml:space="preserve">ALEKSEY: Доброе утро, госпожа Хан. Мы готовы: Ольга Петровна, Ирина и Кирилл — все здесь.</w:t>
+      </w:r>
+    </w:p>
+    <w:p>
+      <w:pPr>
+        <w:pStyle w:val="BodyText"/>
+      </w:pPr>
+      <w:r>
+        <w:t xml:space="preserve">DOYUN: Она говорит: «Хорошо. Я буду задавать неудобные вопросы, потому что это моя работа. Пожалуйста, не обижайтесь».</w:t>
+      </w:r>
+    </w:p>
+    <w:p>
+      <w:pPr>
+        <w:pStyle w:val="BodyText"/>
+      </w:pPr>
+      <w:r>
+        <w:t xml:space="preserve">OLGA: Не обидимся. У нас есть Нина Аркадьевна, которая тоже задаёт неудобные вопросы, так что мы привыкли.</w:t>
+      </w:r>
+    </w:p>
+    <w:p>
+      <w:pPr>
+        <w:pStyle w:val="BodyText"/>
+      </w:pPr>
+      <w:r>
+        <w:t xml:space="preserve">DOYUN: Она говорит, что вот первый вопрос: «Кто конечный пользователь нашего геля в России?»</w:t>
+      </w:r>
+    </w:p>
+    <w:p>
+      <w:pPr>
+        <w:pStyle w:val="BodyText"/>
+      </w:pPr>
+      <w:r>
+        <w:t xml:space="preserve">ALEKSEY: Врач, и только врач, который сдал экзамен. Это двести тридцать клиник и тысяча девятьсот врачей.</w:t>
+      </w:r>
+    </w:p>
+    <w:p>
+      <w:pPr>
+        <w:pStyle w:val="BodyText"/>
+      </w:pPr>
+      <w:r>
+        <w:t xml:space="preserve">DOYUN: Она говорит: «Это вы так говорите. А как вы это докажете на бумаге?»</w:t>
+      </w:r>
+    </w:p>
+    <w:p>
+      <w:pPr>
+        <w:pStyle w:val="BodyText"/>
+      </w:pPr>
+      <w:r>
+        <w:t xml:space="preserve">KIRILL: Не на бумаге, а в системе. У каждого шприца код, каждый код привязан к клинике, а у каждой клиники есть список врачей с экзаменом.</w:t>
       </w:r>
     </w:p>
     <w:p>
@@ -1566,7 +1566,7 @@
         <w:pStyle w:val="BodyText"/>
       </w:pPr>
       <w:r>
-        <w:t xml:space="preserve">KIRILL: Показываю. Вот. Открываю экран. Это «Командировка».</w:t>
+        <w:t xml:space="preserve">KIRILL: Показываю, вот, я открываю экран. Эта система называется «Командировка».</w:t>
       </w:r>
     </w:p>
     <w:p>
@@ -1582,23 +1582,23 @@
         <w:pStyle w:val="BodyText"/>
       </w:pPr>
       <w:r>
-        <w:t xml:space="preserve">KIRILL: Потому что я её придумал в командировке. В Новосибирске. Минус тридцать пять.</w:t>
-      </w:r>
-    </w:p>
-    <w:p>
-      <w:pPr>
-        <w:pStyle w:val="BodyText"/>
-      </w:pPr>
-      <w:r>
-        <w:t xml:space="preserve">DOYUN: Она говорит: «Странное название. Но система — интересная. Продолжайте».</w:t>
-      </w:r>
-    </w:p>
-    <w:p>
-      <w:pPr>
-        <w:pStyle w:val="BodyText"/>
-      </w:pPr>
-      <w:r>
-        <w:t xml:space="preserve">KIRILL: Готов. Выбирайте любой код.</w:t>
+        <w:t xml:space="preserve">KIRILL: Потому что я её придумал в командировке, в Новосибирске, когда там было минус тридцать пять.</w:t>
+      </w:r>
+    </w:p>
+    <w:p>
+      <w:pPr>
+        <w:pStyle w:val="BodyText"/>
+      </w:pPr>
+      <w:r>
+        <w:t xml:space="preserve">DOYUN: Она говорит: «Название странное, но система интересная. Продолжайте, пожалуйста».</w:t>
+      </w:r>
+    </w:p>
+    <w:p>
+      <w:pPr>
+        <w:pStyle w:val="BodyText"/>
+      </w:pPr>
+      <w:r>
+        <w:t xml:space="preserve">KIRILL: Я готов. Выбирайте любой код, какой хотите.</w:t>
       </w:r>
     </w:p>
     <w:bookmarkEnd w:id="21"/>
@@ -1616,175 +1616,175 @@
         <w:pStyle w:val="FirstParagraph"/>
       </w:pPr>
       <w:r>
-        <w:t xml:space="preserve">DOYUN: Она говорит: «Я выберу случайный код. Не вы. Я. Из последней партии». Она называет номер.</w:t>
-      </w:r>
-    </w:p>
-    <w:p>
-      <w:pPr>
-        <w:pStyle w:val="BodyText"/>
-      </w:pPr>
-      <w:r>
-        <w:t xml:space="preserve">KIRILL: Ввожу. Лот двадцать пять ноль два. Шприц семь тысяч четыреста двенадцать. Получен — Казань, «Идель-Мед», третьего марта. Отгружен — клиника доктора Сафиной, десятого. Использован — четырнадцатого марта. Видите, три даты? Три разных человека их поставили.</w:t>
-      </w:r>
-    </w:p>
-    <w:p>
-      <w:pPr>
-        <w:pStyle w:val="BodyText"/>
-      </w:pPr>
-      <w:r>
-        <w:t xml:space="preserve">DOYUN: Она спрашивает: «Кто им колол? Конкретно».</w:t>
-      </w:r>
-    </w:p>
-    <w:p>
-      <w:pPr>
-        <w:pStyle w:val="BodyText"/>
-      </w:pPr>
-      <w:r>
-        <w:t xml:space="preserve">KIRILL: Клиника отмечает при процедуре. Вот. Врач — Сафина Гульнара Ринатовна. Сертификат номер сорок один. Экзамен — три года назад.</w:t>
-      </w:r>
-    </w:p>
-    <w:p>
-      <w:pPr>
-        <w:pStyle w:val="BodyText"/>
-      </w:pPr>
-      <w:r>
-        <w:t xml:space="preserve">DOYUN: Она говорит: «Позвоните в клинику. Сейчас. При мне. Я хочу услышать, что врач существует».</w:t>
-      </w:r>
-    </w:p>
-    <w:p>
-      <w:pPr>
-        <w:pStyle w:val="BodyText"/>
-      </w:pPr>
-      <w:r>
-        <w:t xml:space="preserve">ALEKSEY: Звоню. Гульнара Ринатовна? Воронцов. Простите. У нас проверка от Седжин. Можно один вопрос?</w:t>
-      </w:r>
-    </w:p>
-    <w:p>
-      <w:pPr>
-        <w:pStyle w:val="BodyText"/>
-      </w:pPr>
-      <w:r>
-        <w:t xml:space="preserve">SAFINA: Алексей Николаевич? Рәхим итегез. Проверка? Какая проверка? Я на приёме.</w:t>
-      </w:r>
-    </w:p>
-    <w:p>
-      <w:pPr>
-        <w:pStyle w:val="BodyText"/>
-      </w:pPr>
-      <w:r>
-        <w:t xml:space="preserve">ALEKSEY: Шприц, код семь четыре один два. Вы его кололи четырнадцатого?</w:t>
-      </w:r>
-    </w:p>
-    <w:p>
-      <w:pPr>
-        <w:pStyle w:val="BodyText"/>
-      </w:pPr>
-      <w:r>
-        <w:t xml:space="preserve">SAFINA: Минуту. Журнал. Да. Четырнадцатого. Пациентка — шестьдесят один год. Носогубные складки. Первый раз. Всё хорошо. Звонила вчера — довольна.</w:t>
-      </w:r>
-    </w:p>
-    <w:p>
-      <w:pPr>
-        <w:pStyle w:val="BodyText"/>
-      </w:pPr>
-      <w:r>
-        <w:t xml:space="preserve">ALEKSEY: Спасибо. А журнал — бумажный?</w:t>
-      </w:r>
-    </w:p>
-    <w:p>
-      <w:pPr>
-        <w:pStyle w:val="BodyText"/>
-      </w:pPr>
-      <w:r>
-        <w:t xml:space="preserve">SAFINA: Бумажный. И в вашей системе. Двойной. Как учил Рустем Галимзянович.</w:t>
-      </w:r>
-    </w:p>
-    <w:p>
-      <w:pPr>
-        <w:pStyle w:val="BodyText"/>
-      </w:pPr>
-      <w:r>
-        <w:t xml:space="preserve">DOYUN: Госпожа Хан спрашивает: «Это врач? Не продавец?»</w:t>
-      </w:r>
-    </w:p>
-    <w:p>
-      <w:pPr>
-        <w:pStyle w:val="BodyText"/>
-      </w:pPr>
-      <w:r>
-        <w:t xml:space="preserve">SAFINA: Скажите госпоже из Кореи: я врач тридцать лет. Я продаю только чай с чак-чаком. Своим пациентам. Бесплатно.</w:t>
-      </w:r>
-    </w:p>
-    <w:p>
-      <w:pPr>
-        <w:pStyle w:val="BodyText"/>
-      </w:pPr>
-      <w:r>
-        <w:t xml:space="preserve">DOYUN: Она улыбнулась. Первый раз. Она говорит: «Спасибо, доктор. Второй код».</w:t>
-      </w:r>
-    </w:p>
-    <w:p>
-      <w:pPr>
-        <w:pStyle w:val="BodyText"/>
-      </w:pPr>
-      <w:r>
-        <w:t xml:space="preserve">KIRILL: Ввожу. Лот двадцать пять ноль один. Шприц триста восемь. Получен — Петербург. «Балтмед». Отгружен — клиника Вайнштейна. Врач — Ирма Саркисян.</w:t>
-      </w:r>
-    </w:p>
-    <w:p>
-      <w:pPr>
-        <w:pStyle w:val="BodyText"/>
-      </w:pPr>
-      <w:r>
-        <w:t xml:space="preserve">SAFINA: Алексей Николаевич, это всё? Пациентка ждёт.</w:t>
-      </w:r>
-    </w:p>
-    <w:p>
-      <w:pPr>
-        <w:pStyle w:val="BodyText"/>
-      </w:pPr>
-      <w:r>
-        <w:t xml:space="preserve">ALEKSEY: Всё. Спасибо. Рәхмәт.</w:t>
-      </w:r>
-    </w:p>
-    <w:p>
-      <w:pPr>
-        <w:pStyle w:val="BodyText"/>
-      </w:pPr>
-      <w:r>
-        <w:t xml:space="preserve">DOYUN: Госпожа Хан говорит: «Хорошо. Петербург звонить не надо. Я вижу — система работает. Теперь — трудный вопрос».</w:t>
-      </w:r>
-    </w:p>
-    <w:p>
-      <w:pPr>
-        <w:pStyle w:val="BodyText"/>
-      </w:pPr>
-      <w:r>
-        <w:t xml:space="preserve">OLGA: Трудный — это наш любимый.</w:t>
-      </w:r>
-    </w:p>
-    <w:p>
-      <w:pPr>
-        <w:pStyle w:val="BodyText"/>
-      </w:pPr>
-      <w:r>
-        <w:t xml:space="preserve">IRINA: После «трудного» обычно идёт «невозможный». Его мы тоже любим.</w:t>
-      </w:r>
-    </w:p>
-    <w:p>
-      <w:pPr>
-        <w:pStyle w:val="BodyText"/>
-      </w:pPr>
-      <w:r>
-        <w:t xml:space="preserve">DOYUN: Она говорит: в прошлом году в Новосибирске тридцать шесть шприцев ушли мастерам. Врач Гусев. Она читала отчёт. Она спрашивает: как вы гарантируете, что это не повторится? Не через год. Завтра. В другом городе.</w:t>
-      </w:r>
-    </w:p>
-    <w:p>
-      <w:pPr>
-        <w:pStyle w:val="BodyText"/>
-      </w:pPr>
-      <w:r>
-        <w:t xml:space="preserve">ALEKSEY: Не гарантируем. Никто не может гарантировать. Мы гарантируем, что увидим. Быстро. И отрежем.</w:t>
+        <w:t xml:space="preserve">DOYUN: Она говорит: «Случайный код выберу я, а не вы, и из последней партии». Вот она называет номер.</w:t>
+      </w:r>
+    </w:p>
+    <w:p>
+      <w:pPr>
+        <w:pStyle w:val="BodyText"/>
+      </w:pPr>
+      <w:r>
+        <w:t xml:space="preserve">KIRILL: Ввожу. Лот двадцать пять ноль два, шприц семь тысяч четыреста двенадцать. Получен в Казани, в «Идель-Мед», третьего марта. Отгружен в клинику доктора Сафиной десятого. Использован четырнадцатого марта. Видите три даты? Их поставили три разных человека, и каждый отвечает за свою.</w:t>
+      </w:r>
+    </w:p>
+    <w:p>
+      <w:pPr>
+        <w:pStyle w:val="BodyText"/>
+      </w:pPr>
+      <w:r>
+        <w:t xml:space="preserve">DOYUN: Она спрашивает: «Кто именно им колол? Назовите конкретно».</w:t>
+      </w:r>
+    </w:p>
+    <w:p>
+      <w:pPr>
+        <w:pStyle w:val="BodyText"/>
+      </w:pPr>
+      <w:r>
+        <w:t xml:space="preserve">KIRILL: Клиника отмечает это при процедуре, вот здесь. Врач — Сафина Гульнара Ринатовна, сертификат номер сорок один, экзамен она сдала три года назад.</w:t>
+      </w:r>
+    </w:p>
+    <w:p>
+      <w:pPr>
+        <w:pStyle w:val="BodyText"/>
+      </w:pPr>
+      <w:r>
+        <w:t xml:space="preserve">DOYUN: Она говорит: «Позвоните в клинику прямо сейчас, при мне. Я хочу услышать, что врач существует».</w:t>
+      </w:r>
+    </w:p>
+    <w:p>
+      <w:pPr>
+        <w:pStyle w:val="BodyText"/>
+      </w:pPr>
+      <w:r>
+        <w:t xml:space="preserve">ALEKSEY: Звоню. Гульнара Ринатовна? Это Воронцов, простите за беспокойство. У нас проверка от Седжин, можно задать вам один вопрос?</w:t>
+      </w:r>
+    </w:p>
+    <w:p>
+      <w:pPr>
+        <w:pStyle w:val="BodyText"/>
+      </w:pPr>
+      <w:r>
+        <w:t xml:space="preserve">SAFINA: Алексей Николаевич? Рәхим итегез. Проверка? Какая ещё проверка? Я вообще-то на приёме.</w:t>
+      </w:r>
+    </w:p>
+    <w:p>
+      <w:pPr>
+        <w:pStyle w:val="BodyText"/>
+      </w:pPr>
+      <w:r>
+        <w:t xml:space="preserve">ALEKSEY: Шприц с кодом семь четыре один два — вы кололи его четырнадцатого?</w:t>
+      </w:r>
+    </w:p>
+    <w:p>
+      <w:pPr>
+        <w:pStyle w:val="BodyText"/>
+      </w:pPr>
+      <w:r>
+        <w:t xml:space="preserve">SAFINA: Минуту, посмотрю в журнале. Да, четырнадцатого. Пациентке шестьдесят один год, носогубные складки, первый раз. Всё прошло хорошо, вчера она звонила и сказала, что довольна.</w:t>
+      </w:r>
+    </w:p>
+    <w:p>
+      <w:pPr>
+        <w:pStyle w:val="BodyText"/>
+      </w:pPr>
+      <w:r>
+        <w:t xml:space="preserve">ALEKSEY: Спасибо. А журнал у вас бумажный?</w:t>
+      </w:r>
+    </w:p>
+    <w:p>
+      <w:pPr>
+        <w:pStyle w:val="BodyText"/>
+      </w:pPr>
+      <w:r>
+        <w:t xml:space="preserve">SAFINA: Бумажный, и ещё в вашей системе, то есть двойной, как учил Рустем Галимзянович.</w:t>
+      </w:r>
+    </w:p>
+    <w:p>
+      <w:pPr>
+        <w:pStyle w:val="BodyText"/>
+      </w:pPr>
+      <w:r>
+        <w:t xml:space="preserve">DOYUN: Госпожа Хан спрашивает: «Это действительно врач? Не продавец?»</w:t>
+      </w:r>
+    </w:p>
+    <w:p>
+      <w:pPr>
+        <w:pStyle w:val="BodyText"/>
+      </w:pPr>
+      <w:r>
+        <w:t xml:space="preserve">SAFINA: Скажите госпоже из Кореи, что я работаю врачом тридцать лет. Продаю я только чай с чак-чаком, своим пациентам и бесплатно.</w:t>
+      </w:r>
+    </w:p>
+    <w:p>
+      <w:pPr>
+        <w:pStyle w:val="BodyText"/>
+      </w:pPr>
+      <w:r>
+        <w:t xml:space="preserve">DOYUN: Она улыбнулась, первый раз за утро, и говорит: «Спасибо, доктор. Давайте второй код».</w:t>
+      </w:r>
+    </w:p>
+    <w:p>
+      <w:pPr>
+        <w:pStyle w:val="BodyText"/>
+      </w:pPr>
+      <w:r>
+        <w:t xml:space="preserve">KIRILL: Ввожу. Лот двадцать пять ноль один, шприц триста восемь. Получен в Петербурге, в «Балтмеде», отгружен в клинику Вайнштейна, а врач — Ирма Саркисян.</w:t>
+      </w:r>
+    </w:p>
+    <w:p>
+      <w:pPr>
+        <w:pStyle w:val="BodyText"/>
+      </w:pPr>
+      <w:r>
+        <w:t xml:space="preserve">SAFINA: Алексей Николаевич, это всё? У меня пациентка ждёт.</w:t>
+      </w:r>
+    </w:p>
+    <w:p>
+      <w:pPr>
+        <w:pStyle w:val="BodyText"/>
+      </w:pPr>
+      <w:r>
+        <w:t xml:space="preserve">ALEKSEY: Да, это всё, большое спасибо. Рәхмәт.</w:t>
+      </w:r>
+    </w:p>
+    <w:p>
+      <w:pPr>
+        <w:pStyle w:val="BodyText"/>
+      </w:pPr>
+      <w:r>
+        <w:t xml:space="preserve">DOYUN: Госпожа Хан говорит: «Хорошо, в Петербург звонить не надо, я вижу, что система работает. Теперь трудный вопрос».</w:t>
+      </w:r>
+    </w:p>
+    <w:p>
+      <w:pPr>
+        <w:pStyle w:val="BodyText"/>
+      </w:pPr>
+      <w:r>
+        <w:t xml:space="preserve">OLGA: Трудные вопросы — это наши любимые, госпожа Хан.</w:t>
+      </w:r>
+    </w:p>
+    <w:p>
+      <w:pPr>
+        <w:pStyle w:val="BodyText"/>
+      </w:pPr>
+      <w:r>
+        <w:t xml:space="preserve">IRINA: После «трудного» обычно идёт «невозможный», и его мы тоже любим.</w:t>
+      </w:r>
+    </w:p>
+    <w:p>
+      <w:pPr>
+        <w:pStyle w:val="BodyText"/>
+      </w:pPr>
+      <w:r>
+        <w:t xml:space="preserve">DOYUN: Она говорит: в прошлом году в Новосибирске тридцать шесть шприцев ушли мастерам через врача Гусева, она читала отчёт. Она спрашивает: как вы гарантируете, что это не повторится? Не через год, а завтра, в другом городе.</w:t>
+      </w:r>
+    </w:p>
+    <w:p>
+      <w:pPr>
+        <w:pStyle w:val="BodyText"/>
+      </w:pPr>
+      <w:r>
+        <w:t xml:space="preserve">ALEKSEY: Мы не гарантируем, потому что никто не может этого гарантировать. Мы гарантируем другое: что быстро это увидим и отрежем.</w:t>
       </w:r>
     </w:p>
     <w:p>
@@ -1800,95 +1800,95 @@
         <w:pStyle w:val="BodyText"/>
       </w:pPr>
       <w:r>
-        <w:t xml:space="preserve">KIRILL: Не надежда. Данные. После Гусева — сверка кодов каждую неделю. Линия плюс продажи. Если код всплыл у мастера — звонок в тот же день. За год — четыре случая. Все найдены за неделю. Все — отрезаны.</w:t>
-      </w:r>
-    </w:p>
-    <w:p>
-      <w:pPr>
-        <w:pStyle w:val="BodyText"/>
-      </w:pPr>
-      <w:r>
-        <w:t xml:space="preserve">ALEKSEY: Четыре. И каждый раз мы звонили врачу сами. Не через юриста.</w:t>
-      </w:r>
-    </w:p>
-    <w:p>
-      <w:pPr>
-        <w:pStyle w:val="BodyText"/>
-      </w:pPr>
-      <w:r>
-        <w:t xml:space="preserve">DOYUN: Она спрашивает: «Четыре случая? Почему я о них не знаю?»</w:t>
-      </w:r>
-    </w:p>
-    <w:p>
-      <w:pPr>
-        <w:pStyle w:val="BodyText"/>
-      </w:pPr>
-      <w:r>
-        <w:t xml:space="preserve">OLGA: Потому что вы не спрашивали. А мы не прятали. Вот отчёты. Все четыре. С именами врачей. С датами.</w:t>
-      </w:r>
-    </w:p>
-    <w:p>
-      <w:pPr>
-        <w:pStyle w:val="BodyText"/>
-      </w:pPr>
-      <w:r>
-        <w:t xml:space="preserve">DOYUN: Она читает. Долго. Потом говорит: вы отозвали сертификаты у четырёх врачей за год. Это больше, чем она ожидала. Обычно дистрибьюторы прячут такое. Или находят причину, почему это «не их врачи».</w:t>
-      </w:r>
-    </w:p>
-    <w:p>
-      <w:pPr>
-        <w:pStyle w:val="BodyText"/>
-      </w:pPr>
-      <w:r>
-        <w:t xml:space="preserve">IRINA: Мы тоже хотели спрятать. Первый раз. В Новосибирске. Потом передумали.</w:t>
-      </w:r>
-    </w:p>
-    <w:p>
-      <w:pPr>
-        <w:pStyle w:val="BodyText"/>
-      </w:pPr>
-      <w:r>
-        <w:t xml:space="preserve">DOYUN: Она спрашивает: «Почему передумали?»</w:t>
-      </w:r>
-    </w:p>
-    <w:p>
-      <w:pPr>
-        <w:pStyle w:val="BodyText"/>
-      </w:pPr>
-      <w:r>
-        <w:t xml:space="preserve">IRINA: Потому что Прохоров сказал: «Первым узнал код». Если код знает — значит, скоро узнают все. Лучше — от нас.</w:t>
-      </w:r>
-    </w:p>
-    <w:p>
-      <w:pPr>
-        <w:pStyle w:val="BodyText"/>
-      </w:pPr>
-      <w:r>
-        <w:t xml:space="preserve">OLGA: Прохоров — профессор из Томска. Он говорит коротко. Мы записываем.</w:t>
-      </w:r>
-    </w:p>
-    <w:p>
-      <w:pPr>
-        <w:pStyle w:val="BodyText"/>
-      </w:pPr>
-      <w:r>
-        <w:t xml:space="preserve">DOYUN: Она говорит: «Хорошо. Это я запишу. Это хороший ответ. Теперь — самый трудный вопрос. Казахстан».</w:t>
-      </w:r>
-    </w:p>
-    <w:p>
-      <w:pPr>
-        <w:pStyle w:val="BodyText"/>
-      </w:pPr>
-      <w:r>
-        <w:t xml:space="preserve">ALEKSEY: Казахстан? Мы туда не продаём. «Пока нет».</w:t>
-      </w:r>
-    </w:p>
-    <w:p>
-      <w:pPr>
-        <w:pStyle w:val="BodyText"/>
-      </w:pPr>
-      <w:r>
-        <w:t xml:space="preserve">DOYUN: Она говорит: вы открыли счёт в казахстанском банке. Две недели назад. Наш банк это видит — у них свои роботы. И наш банк спрашивает Седжин: не идёт ли гель в Казахстан? Без регистрации? Через Россию?</w:t>
+        <w:t xml:space="preserve">KIRILL: Не надежда. Данные. После Гусева мы каждую неделю сверяем коды линии и продаж. Если код всплыл у мастера, мы звоним в тот же день. За год было четыре случая, и все мы нашли за неделю. Всех отрезали.</w:t>
+      </w:r>
+    </w:p>
+    <w:p>
+      <w:pPr>
+        <w:pStyle w:val="BodyText"/>
+      </w:pPr>
+      <w:r>
+        <w:t xml:space="preserve">ALEKSEY: Четыре случая, и каждый раз мы звонили врачу сами, а не через юриста.</w:t>
+      </w:r>
+    </w:p>
+    <w:p>
+      <w:pPr>
+        <w:pStyle w:val="BodyText"/>
+      </w:pPr>
+      <w:r>
+        <w:t xml:space="preserve">DOYUN: Она спрашивает: «Четыре случая? А почему я о них ничего не знаю?»</w:t>
+      </w:r>
+    </w:p>
+    <w:p>
+      <w:pPr>
+        <w:pStyle w:val="BodyText"/>
+      </w:pPr>
+      <w:r>
+        <w:t xml:space="preserve">OLGA: Потому что вы не спрашивали, а мы ничего не прятали. Вот отчёты, все четыре, с именами врачей и с датами.</w:t>
+      </w:r>
+    </w:p>
+    <w:p>
+      <w:pPr>
+        <w:pStyle w:val="BodyText"/>
+      </w:pPr>
+      <w:r>
+        <w:t xml:space="preserve">DOYUN: Она долго читает. Потом говорит: вы отозвали сертификаты у четырёх врачей за год, и это больше, чем она ожидала. Обычно дистрибьюторы такое прячут или находят причину, почему это «не их врачи». Она говорит, что такая честность встречается редко.</w:t>
+      </w:r>
+    </w:p>
+    <w:p>
+      <w:pPr>
+        <w:pStyle w:val="BodyText"/>
+      </w:pPr>
+      <w:r>
+        <w:t xml:space="preserve">IRINA: Мы тоже хотели спрятать, в первый раз, в Новосибирске. Но потом передумали.</w:t>
+      </w:r>
+    </w:p>
+    <w:p>
+      <w:pPr>
+        <w:pStyle w:val="BodyText"/>
+      </w:pPr>
+      <w:r>
+        <w:t xml:space="preserve">DOYUN: Она спрашивает: «А почему передумали?»</w:t>
+      </w:r>
+    </w:p>
+    <w:p>
+      <w:pPr>
+        <w:pStyle w:val="BodyText"/>
+      </w:pPr>
+      <w:r>
+        <w:t xml:space="preserve">IRINA: Потому что Прохоров сказал: «Первым узнал код». Если код знает, значит, скоро узнают все, и лучше, чтобы узнали от нас.</w:t>
+      </w:r>
+    </w:p>
+    <w:p>
+      <w:pPr>
+        <w:pStyle w:val="BodyText"/>
+      </w:pPr>
+      <w:r>
+        <w:t xml:space="preserve">OLGA: Прохоров — это профессор из Томска. Он говорит коротко, а мы записываем.</w:t>
+      </w:r>
+    </w:p>
+    <w:p>
+      <w:pPr>
+        <w:pStyle w:val="BodyText"/>
+      </w:pPr>
+      <w:r>
+        <w:t xml:space="preserve">DOYUN: Она говорит: «Хорошо, это я запишу, потому что это хороший ответ. А теперь самый трудный вопрос: Казахстан».</w:t>
+      </w:r>
+    </w:p>
+    <w:p>
+      <w:pPr>
+        <w:pStyle w:val="BodyText"/>
+      </w:pPr>
+      <w:r>
+        <w:t xml:space="preserve">ALEKSEY: Казахстан? Но мы туда не продаём. Как мы говорим, «пока нет».</w:t>
+      </w:r>
+    </w:p>
+    <w:p>
+      <w:pPr>
+        <w:pStyle w:val="BodyText"/>
+      </w:pPr>
+      <w:r>
+        <w:t xml:space="preserve">DOYUN: Она говорит: две недели назад вы открыли счёт в казахстанском банке. Наш банк это видит, у них свои роботы. И наш банк спрашивает Седжин: не идёт ли гель в Казахстан без регистрации, через Россию? Для банка это очень серьёзный вопрос.</w:t>
       </w:r>
     </w:p>
     <w:bookmarkEnd w:id="22"/>
@@ -1906,239 +1906,239 @@
         <w:pStyle w:val="FirstParagraph"/>
       </w:pPr>
       <w:r>
-        <w:t xml:space="preserve">OLGA: Счёт — только для платежей. Если наш банк снова встанет. Ни одного шприца через этот счёт.</w:t>
-      </w:r>
-    </w:p>
-    <w:p>
-      <w:pPr>
-        <w:pStyle w:val="BodyText"/>
-      </w:pPr>
-      <w:r>
-        <w:t xml:space="preserve">DOYUN: Она говорит: счёт — понятно. Но у неё есть ещё одна бумага. Ваш запрос в Седжин, март. «Десять учебных шприцев — в Алматы, доктору Абеновой». Она спрашивает: это что? Объясните, пожалуйста. Медленно.</w:t>
-      </w:r>
-    </w:p>
-    <w:p>
-      <w:pPr>
-        <w:pStyle w:val="BodyText"/>
-      </w:pPr>
-      <w:r>
-        <w:t xml:space="preserve">KORNILOVA: Это я. Я просила. Для Динары. Она приезжает на экзамен в апреле, в очередь, как все. Я хотела, чтобы она потренировалась дома. На фантомах. Без пациентов. Десять штук. Я сама написала запрос. От руки.</w:t>
-      </w:r>
-    </w:p>
-    <w:p>
-      <w:pPr>
-        <w:pStyle w:val="BodyText"/>
-      </w:pPr>
-      <w:r>
-        <w:t xml:space="preserve">DOYUN: Госпожа Хан говорит: десять шприцев — в страну, где гель не зарегистрирован. Это реэкспорт. Через Россию. Без разрешения. Для Седжин это нарушение экспортного контроля. Неважно, фантомы или пациенты. Закон не смотрит, кому колют.</w:t>
-      </w:r>
-    </w:p>
-    <w:p>
-      <w:pPr>
-        <w:pStyle w:val="BodyText"/>
-      </w:pPr>
-      <w:r>
-        <w:t xml:space="preserve">KORNILOVA: Нарушение? Десять шприцев? На фантомы?</w:t>
-      </w:r>
-    </w:p>
-    <w:p>
-      <w:pPr>
-        <w:pStyle w:val="BodyText"/>
-      </w:pPr>
-      <w:r>
-        <w:t xml:space="preserve">DOYUN: Она говорит: десять шприцев или десять тысяч — закон один. Если наш банк увидит — он может закрыть нам все платежи из России. Не только ваши. Всех наших клиентов в России. Из-за десяти шприцев на фантомы.</w:t>
-      </w:r>
-    </w:p>
-    <w:p>
-      <w:pPr>
-        <w:pStyle w:val="BodyText"/>
-      </w:pPr>
-      <w:r>
-        <w:t xml:space="preserve">OLGA: Подождите. Шприцы ещё не ушли?</w:t>
-      </w:r>
-    </w:p>
-    <w:p>
-      <w:pPr>
-        <w:pStyle w:val="BodyText"/>
-      </w:pPr>
-      <w:r>
-        <w:t xml:space="preserve">KIRILL: Не ушли. Они на складе. В Подольске. Отгрузка — в пятницу. Я её запланировал.</w:t>
-      </w:r>
-    </w:p>
-    <w:p>
-      <w:pPr>
-        <w:pStyle w:val="BodyText"/>
-      </w:pPr>
-      <w:r>
-        <w:t xml:space="preserve">ALEKSEY: Отменяем. Сейчас. Кирилл, отмени.</w:t>
-      </w:r>
-    </w:p>
-    <w:p>
-      <w:pPr>
-        <w:pStyle w:val="BodyText"/>
-      </w:pPr>
-      <w:r>
-        <w:t xml:space="preserve">KIRILL: Отменяю. Готово. Отгрузка отменена. Шприцы — на месте.</w:t>
-      </w:r>
-    </w:p>
-    <w:p>
-      <w:pPr>
-        <w:pStyle w:val="BodyText"/>
-      </w:pPr>
-      <w:r>
-        <w:t xml:space="preserve">KORNILOVA: Алексей Николаевич… Это моя ошибка. Я врач. Я думала про фантомы. Не про законы.</w:t>
-      </w:r>
-    </w:p>
-    <w:p>
-      <w:pPr>
-        <w:pStyle w:val="BodyText"/>
-      </w:pPr>
-      <w:r>
-        <w:t xml:space="preserve">OLGA: Это и моя ошибка. Я видела запрос. Подумала: «Учебные — не продажа». Двадцать лет в регистрации. Должна была знать.</w:t>
-      </w:r>
-    </w:p>
-    <w:p>
-      <w:pPr>
-        <w:pStyle w:val="BodyText"/>
-      </w:pPr>
-      <w:r>
-        <w:t xml:space="preserve">IRINA: И моя. Я видела отгрузку в плане. Не спросила.</w:t>
-      </w:r>
-    </w:p>
-    <w:p>
-      <w:pPr>
-        <w:pStyle w:val="BodyText"/>
-      </w:pPr>
-      <w:r>
-        <w:t xml:space="preserve">DOYUN: Госпожа Хан говорит: «Вы сами нашли? Или я нашла?»</w:t>
-      </w:r>
-    </w:p>
-    <w:p>
-      <w:pPr>
-        <w:pStyle w:val="BodyText"/>
-      </w:pPr>
-      <w:r>
-        <w:t xml:space="preserve">ALEKSEY: Вы нашли. Честно. Мы бы отправили в пятницу.</w:t>
-      </w:r>
-    </w:p>
-    <w:p>
-      <w:pPr>
-        <w:pStyle w:val="BodyText"/>
-      </w:pPr>
-      <w:r>
-        <w:t xml:space="preserve">DOYUN: Она говорит: «Хорошо, что честно. Но я хочу видеть, что вы сделаете. Не только отмена. Что дальше».</w:t>
-      </w:r>
-    </w:p>
-    <w:p>
-      <w:pPr>
-        <w:pStyle w:val="BodyText"/>
-      </w:pPr>
-      <w:r>
-        <w:t xml:space="preserve">OLGA: Дальше — правильно. В Казахстане есть процедура ввоза образцов для обучения. Разрешение. Отдельное. Через Национальный центр. Я узнаю. Сегодня.</w:t>
-      </w:r>
-    </w:p>
-    <w:p>
-      <w:pPr>
-        <w:pStyle w:val="BodyText"/>
-      </w:pPr>
-      <w:r>
-        <w:t xml:space="preserve">KORNILOVA: А Динара? Она без тренировки приедет?</w:t>
-      </w:r>
-    </w:p>
-    <w:p>
-      <w:pPr>
-        <w:pStyle w:val="BodyText"/>
-      </w:pPr>
-      <w:r>
-        <w:t xml:space="preserve">ALEKSEY: Пусть тренируется здесь. В Москве. За неделю до экзамена. На наших фантомах. Мы оплатим неделю.</w:t>
-      </w:r>
-    </w:p>
-    <w:p>
-      <w:pPr>
-        <w:pStyle w:val="BodyText"/>
-      </w:pPr>
-      <w:r>
-        <w:t xml:space="preserve">IRINA: Неделя гостиницы — тридцать тысяч. Это дешевле, чем закрытые платежи. Сильно дешевле.</w:t>
-      </w:r>
-    </w:p>
-    <w:p>
-      <w:pPr>
-        <w:pStyle w:val="BodyText"/>
-      </w:pPr>
-      <w:r>
-        <w:t xml:space="preserve">DOYUN: Госпожа Хан спрашивает: «Есть ещё такие запросы? Учебные? Образцы? Куда-нибудь за границу?»</w:t>
-      </w:r>
-    </w:p>
-    <w:p>
-      <w:pPr>
-        <w:pStyle w:val="BodyText"/>
-      </w:pPr>
-      <w:r>
-        <w:t xml:space="preserve">KIRILL: Проверяю. Все отгрузки за год. Фильтр — «не Россия». Один. Владивосток — Сахалин. Это Россия. Значит — ноль.</w:t>
-      </w:r>
-    </w:p>
-    <w:p>
-      <w:pPr>
-        <w:pStyle w:val="BodyText"/>
-      </w:pPr>
-      <w:r>
-        <w:t xml:space="preserve">DOYUN: Она говорит: «Сахалин — Россия. Я знаю. Не надо было проверять. Но хорошо, что проверили».</w:t>
-      </w:r>
-    </w:p>
-    <w:p>
-      <w:pPr>
-        <w:pStyle w:val="BodyText"/>
-      </w:pPr>
-      <w:r>
-        <w:t xml:space="preserve">KORNILOVA: Можно я скажу? Госпожа Хан, я пять лет говорю врачам: «Без экзамена — нет». Сегодня вы мне сказали: «Без разрешения — нет». Это то же самое правило. Только про страны, а не про руки. Я должна была догадаться сама.</w:t>
-      </w:r>
-    </w:p>
-    <w:p>
-      <w:pPr>
-        <w:pStyle w:val="BodyText"/>
-      </w:pPr>
-      <w:r>
-        <w:t xml:space="preserve">DOYUN: Она говорит: «Вы правы. Это одно правило. Разные слова». Она записывает ваши слова, доктор.</w:t>
-      </w:r>
-    </w:p>
-    <w:p>
-      <w:pPr>
-        <w:pStyle w:val="BodyText"/>
-      </w:pPr>
-      <w:r>
-        <w:t xml:space="preserve">IRINA: Можно вопрос? Если бы шприцы ушли — что было бы с Седжин?</w:t>
-      </w:r>
-    </w:p>
-    <w:p>
-      <w:pPr>
-        <w:pStyle w:val="BodyText"/>
-      </w:pPr>
-      <w:r>
-        <w:t xml:space="preserve">DOYUN: Она говорит: штраф — может быть. Но главное — список рискованных экспортёров. Пять лет выходить.</w:t>
-      </w:r>
-    </w:p>
-    <w:p>
-      <w:pPr>
-        <w:pStyle w:val="BodyText"/>
-      </w:pPr>
-      <w:r>
-        <w:t xml:space="preserve">ALEKSEY: Пять лет. Из-за десяти шприцев на фантомы.</w:t>
-      </w:r>
-    </w:p>
-    <w:p>
-      <w:pPr>
-        <w:pStyle w:val="BodyText"/>
-      </w:pPr>
-      <w:r>
-        <w:t xml:space="preserve">DOYUN: Она говорит: поэтому она и задаёт неудобные вопросы. Чтобы никто не попал в список из-за хороших намерений.</w:t>
-      </w:r>
-    </w:p>
-    <w:p>
-      <w:pPr>
-        <w:pStyle w:val="BodyText"/>
-      </w:pPr>
-      <w:r>
-        <w:t xml:space="preserve">ALEKSEY: Тогда задавайте. Мы будем отвечать. Даже неудобно.</w:t>
+        <w:t xml:space="preserve">OLGA: Этот счёт нужен только для платежей, если наш банк снова встанет. Через него не прошёл ни один шприц.</w:t>
+      </w:r>
+    </w:p>
+    <w:p>
+      <w:pPr>
+        <w:pStyle w:val="BodyText"/>
+      </w:pPr>
+      <w:r>
+        <w:t xml:space="preserve">DOYUN: Она говорит: со счётом понятно. Но у неё есть ещё одна бумага — ваш мартовский запрос в Седжин: «Десять учебных шприцев — в Алматы, доктору Абеновой». Она спрашивает, что это такое, и просит объяснить медленно. Ей важно понять каждое слово.</w:t>
+      </w:r>
+    </w:p>
+    <w:p>
+      <w:pPr>
+        <w:pStyle w:val="BodyText"/>
+      </w:pPr>
+      <w:r>
+        <w:t xml:space="preserve">KORNILOVA: Это я просила, для Динары. Она приезжает на экзамен в апреле, в очередь, как все. Я хотела, чтобы она потренировалась дома на фантомах, без пациентов, поэтому попросила десять штук. Я сама написала этот запрос, от руки.</w:t>
+      </w:r>
+    </w:p>
+    <w:p>
+      <w:pPr>
+        <w:pStyle w:val="BodyText"/>
+      </w:pPr>
+      <w:r>
+        <w:t xml:space="preserve">DOYUN: Госпожа Хан говорит: десять шприцев идут в страну, где гель не зарегистрирован. Это реэкспорт через Россию без разрешения, а для Седжин это нарушение экспортного контроля. Неважно, фантомы это или пациенты, потому что закон не смотрит, кому колют.</w:t>
+      </w:r>
+    </w:p>
+    <w:p>
+      <w:pPr>
+        <w:pStyle w:val="BodyText"/>
+      </w:pPr>
+      <w:r>
+        <w:t xml:space="preserve">KORNILOVA: Нарушение? Десять шприцев на фантомы — это нарушение?</w:t>
+      </w:r>
+    </w:p>
+    <w:p>
+      <w:pPr>
+        <w:pStyle w:val="BodyText"/>
+      </w:pPr>
+      <w:r>
+        <w:t xml:space="preserve">DOYUN: Она говорит: десять шприцев или десять тысяч — закон один. Если наш банк это увидит, он может закрыть нам все платежи из России, не только ваши, а всех наших клиентов в России. И всё это из-за десяти шприцев на фантомы.</w:t>
+      </w:r>
+    </w:p>
+    <w:p>
+      <w:pPr>
+        <w:pStyle w:val="BodyText"/>
+      </w:pPr>
+      <w:r>
+        <w:t xml:space="preserve">OLGA: Подождите, но шприцы ведь ещё не ушли?</w:t>
+      </w:r>
+    </w:p>
+    <w:p>
+      <w:pPr>
+        <w:pStyle w:val="BodyText"/>
+      </w:pPr>
+      <w:r>
+        <w:t xml:space="preserve">KIRILL: Не ушли, они на складе в Подольске. Отгрузка запланирована на пятницу, я сам её ставил.</w:t>
+      </w:r>
+    </w:p>
+    <w:p>
+      <w:pPr>
+        <w:pStyle w:val="BodyText"/>
+      </w:pPr>
+      <w:r>
+        <w:t xml:space="preserve">ALEKSEY: Отменяем. Сейчас. Кирилл, отмени отгрузку прямо сейчас.</w:t>
+      </w:r>
+    </w:p>
+    <w:p>
+      <w:pPr>
+        <w:pStyle w:val="BodyText"/>
+      </w:pPr>
+      <w:r>
+        <w:t xml:space="preserve">KIRILL: Отменяю… Готово, отгрузка отменена, и шприцы остаются на месте.</w:t>
+      </w:r>
+    </w:p>
+    <w:p>
+      <w:pPr>
+        <w:pStyle w:val="BodyText"/>
+      </w:pPr>
+      <w:r>
+        <w:t xml:space="preserve">KORNILOVA: Алексей Николаевич… Это моя ошибка. Я врач, я думала про фантомы, а не про законы.</w:t>
+      </w:r>
+    </w:p>
+    <w:p>
+      <w:pPr>
+        <w:pStyle w:val="BodyText"/>
+      </w:pPr>
+      <w:r>
+        <w:t xml:space="preserve">OLGA: Это и моя ошибка, потому что я видела запрос и подумала: «Учебные — это не продажа». Двадцать лет в регистрации, а не догадалась.</w:t>
+      </w:r>
+    </w:p>
+    <w:p>
+      <w:pPr>
+        <w:pStyle w:val="BodyText"/>
+      </w:pPr>
+      <w:r>
+        <w:t xml:space="preserve">IRINA: И моя тоже. Я видела эту отгрузку в плане и ничего не спросила.</w:t>
+      </w:r>
+    </w:p>
+    <w:p>
+      <w:pPr>
+        <w:pStyle w:val="BodyText"/>
+      </w:pPr>
+      <w:r>
+        <w:t xml:space="preserve">DOYUN: Госпожа Хан спрашивает: «Вы нашли это сами или это нашла я?»</w:t>
+      </w:r>
+    </w:p>
+    <w:p>
+      <w:pPr>
+        <w:pStyle w:val="BodyText"/>
+      </w:pPr>
+      <w:r>
+        <w:t xml:space="preserve">ALEKSEY: Нашли вы, честно говоря. Мы бы отправили шприцы в пятницу.</w:t>
+      </w:r>
+    </w:p>
+    <w:p>
+      <w:pPr>
+        <w:pStyle w:val="BodyText"/>
+      </w:pPr>
+      <w:r>
+        <w:t xml:space="preserve">DOYUN: Она говорит: «Хорошо, что честно. Но я хочу видеть, что вы сделаете дальше, а не только отмену».</w:t>
+      </w:r>
+    </w:p>
+    <w:p>
+      <w:pPr>
+        <w:pStyle w:val="BodyText"/>
+      </w:pPr>
+      <w:r>
+        <w:t xml:space="preserve">OLGA: Дальше мы сделаем правильно. В Казахстане есть процедура ввоза образцов для обучения, для этого нужно отдельное разрешение через Национальный центр. Я узнаю всё сегодня.</w:t>
+      </w:r>
+    </w:p>
+    <w:p>
+      <w:pPr>
+        <w:pStyle w:val="BodyText"/>
+      </w:pPr>
+      <w:r>
+        <w:t xml:space="preserve">KORNILOVA: А Динара? Значит, она приедет без тренировки?</w:t>
+      </w:r>
+    </w:p>
+    <w:p>
+      <w:pPr>
+        <w:pStyle w:val="BodyText"/>
+      </w:pPr>
+      <w:r>
+        <w:t xml:space="preserve">ALEKSEY: Пусть тренируется здесь, в Москве, за неделю до экзамена, на наших фантомах. Эту неделю мы оплатим.</w:t>
+      </w:r>
+    </w:p>
+    <w:p>
+      <w:pPr>
+        <w:pStyle w:val="BodyText"/>
+      </w:pPr>
+      <w:r>
+        <w:t xml:space="preserve">IRINA: Неделя в гостинице стоит тридцать тысяч. Это намного дешевле, чем закрытые платежи.</w:t>
+      </w:r>
+    </w:p>
+    <w:p>
+      <w:pPr>
+        <w:pStyle w:val="BodyText"/>
+      </w:pPr>
+      <w:r>
+        <w:t xml:space="preserve">DOYUN: Госпожа Хан спрашивает: «Есть ещё такие запросы — учебные, образцы, куда-нибудь за границу?»</w:t>
+      </w:r>
+    </w:p>
+    <w:p>
+      <w:pPr>
+        <w:pStyle w:val="BodyText"/>
+      </w:pPr>
+      <w:r>
+        <w:t xml:space="preserve">KIRILL: Проверяю все отгрузки за год с фильтром «не Россия». Нашлась одна: Владивосток — Сахалин. Но это Россия, значит, ноль.</w:t>
+      </w:r>
+    </w:p>
+    <w:p>
+      <w:pPr>
+        <w:pStyle w:val="BodyText"/>
+      </w:pPr>
+      <w:r>
+        <w:t xml:space="preserve">DOYUN: Она говорит: «Сахалин — это Россия, я знаю, можно было не проверять. Но хорошо, что вы проверили».</w:t>
+      </w:r>
+    </w:p>
+    <w:p>
+      <w:pPr>
+        <w:pStyle w:val="BodyText"/>
+      </w:pPr>
+      <w:r>
+        <w:t xml:space="preserve">KORNILOVA: Можно я скажу? Госпожа Хан, я пять лет говорю врачам: «Без экзамена — нет». Сегодня вы мне сказали: «Без разрешения — нет». Это то же самое правило, только про страны, а не про руки. Я должна была догадаться сама, ведь я сама всегда требую этого от других.</w:t>
+      </w:r>
+    </w:p>
+    <w:p>
+      <w:pPr>
+        <w:pStyle w:val="BodyText"/>
+      </w:pPr>
+      <w:r>
+        <w:t xml:space="preserve">DOYUN: Она говорит: «Вы правы, это одно правило, просто разные слова». И она записывает ваши слова, доктор.</w:t>
+      </w:r>
+    </w:p>
+    <w:p>
+      <w:pPr>
+        <w:pStyle w:val="BodyText"/>
+      </w:pPr>
+      <w:r>
+        <w:t xml:space="preserve">IRINA: Можно вопрос? Если бы шприцы ушли, что было бы с Седжин?</w:t>
+      </w:r>
+    </w:p>
+    <w:p>
+      <w:pPr>
+        <w:pStyle w:val="BodyText"/>
+      </w:pPr>
+      <w:r>
+        <w:t xml:space="preserve">DOYUN: Она говорит, что, может быть, был бы штраф. Но главное — список рискованных экспортёров, из которого выходят пять лет.</w:t>
+      </w:r>
+    </w:p>
+    <w:p>
+      <w:pPr>
+        <w:pStyle w:val="BodyText"/>
+      </w:pPr>
+      <w:r>
+        <w:t xml:space="preserve">ALEKSEY: Пять лет — из-за десяти шприцев на фантомы…</w:t>
+      </w:r>
+    </w:p>
+    <w:p>
+      <w:pPr>
+        <w:pStyle w:val="BodyText"/>
+      </w:pPr>
+      <w:r>
+        <w:t xml:space="preserve">DOYUN: Она говорит, что именно поэтому и задаёт неудобные вопросы: чтобы никто не попал в список из-за хороших намерений.</w:t>
+      </w:r>
+    </w:p>
+    <w:p>
+      <w:pPr>
+        <w:pStyle w:val="BodyText"/>
+      </w:pPr>
+      <w:r>
+        <w:t xml:space="preserve">ALEKSEY: Тогда задавайте, госпожа Хан. Мы будем отвечать, даже если нам неудобно.</w:t>
       </w:r>
     </w:p>
     <w:bookmarkEnd w:id="23"/>
@@ -2156,199 +2156,199 @@
         <w:pStyle w:val="FirstParagraph"/>
       </w:pPr>
       <w:r>
-        <w:t xml:space="preserve">DOYUN: Госпожа Хан готова подписать. Но у неё условия. Три.</w:t>
-      </w:r>
-    </w:p>
-    <w:p>
-      <w:pPr>
-        <w:pStyle w:val="BodyText"/>
-      </w:pPr>
-      <w:r>
-        <w:t xml:space="preserve">OLGA: Три. Как всегда. Слушаем.</w:t>
-      </w:r>
-    </w:p>
-    <w:p>
-      <w:pPr>
-        <w:pStyle w:val="BodyText"/>
-      </w:pPr>
-      <w:r>
-        <w:t xml:space="preserve">DOYUN: Первое. «Сертификат конечного пользователя — на каждую партию. Список клиник. Подпись генерального директора. Ваша, Алексей».</w:t>
-      </w:r>
-    </w:p>
-    <w:p>
-      <w:pPr>
-        <w:pStyle w:val="BodyText"/>
-      </w:pPr>
-      <w:r>
-        <w:t xml:space="preserve">ALEKSEY: Моя. Каждый месяц. Согласен.</w:t>
-      </w:r>
-    </w:p>
-    <w:p>
-      <w:pPr>
-        <w:pStyle w:val="BodyText"/>
-      </w:pPr>
-      <w:r>
-        <w:t xml:space="preserve">DOYUN: Второе. «Пункт в договоре с каждым партнёром: никакого реэкспорта. Ни продажей, ни образцами, ни подарком. Нарушение — расторжение».</w:t>
-      </w:r>
-    </w:p>
-    <w:p>
-      <w:pPr>
-        <w:pStyle w:val="BodyText"/>
-      </w:pPr>
-      <w:r>
-        <w:t xml:space="preserve">OLGA: Пять договоров. Пять дополнительных соглашений. Я начну сегодня. Марина будет первой. Она любит пункты.</w:t>
-      </w:r>
-    </w:p>
-    <w:p>
-      <w:pPr>
-        <w:pStyle w:val="BodyText"/>
-      </w:pPr>
-      <w:r>
-        <w:t xml:space="preserve">DOYUN: Третье. Она говорит: «Раз в квартал — случайная проверка. Как сегодня. Три кода. Три звонка. Без предупреждения».</w:t>
-      </w:r>
-    </w:p>
-    <w:p>
-      <w:pPr>
-        <w:pStyle w:val="BodyText"/>
-      </w:pPr>
-      <w:r>
-        <w:t xml:space="preserve">KIRILL: Без предупреждения? А если врач на процедуре? Как Сафина сегодня?</w:t>
-      </w:r>
-    </w:p>
-    <w:p>
-      <w:pPr>
-        <w:pStyle w:val="BodyText"/>
-      </w:pPr>
-      <w:r>
-        <w:t xml:space="preserve">DOYUN: Она говорит: «Тогда врач скажет: „Я на процедуре. Перезвоните”. Это тоже ответ. Врач, который на процедуре, — существует».</w:t>
-      </w:r>
-    </w:p>
-    <w:p>
-      <w:pPr>
-        <w:pStyle w:val="BodyText"/>
-      </w:pPr>
-      <w:r>
-        <w:t xml:space="preserve">ALEKSEY: Хорошо. Три условия — да. Все три.</w:t>
-      </w:r>
-    </w:p>
-    <w:p>
-      <w:pPr>
-        <w:pStyle w:val="BodyText"/>
-      </w:pPr>
-      <w:r>
-        <w:t xml:space="preserve">DOYUN: Она говорит ещё одно. Не условие. Личное.</w:t>
-      </w:r>
-    </w:p>
-    <w:p>
-      <w:pPr>
-        <w:pStyle w:val="BodyText"/>
-      </w:pPr>
-      <w:r>
-        <w:t xml:space="preserve">ALEKSEY: Слушаем.</w:t>
-      </w:r>
-    </w:p>
-    <w:p>
-      <w:pPr>
-        <w:pStyle w:val="BodyText"/>
-      </w:pPr>
-      <w:r>
-        <w:t xml:space="preserve">DOYUN: «Я проверяла шестнадцать дистрибьюторов Седжин. В двенадцати странах. Вы — первые, кто показал систему, а не презентацию. Первые, кто сам рассказал про отозванные сертификаты. И первые, кто отменил отгрузку при мне, не споря».</w:t>
-      </w:r>
-    </w:p>
-    <w:p>
-      <w:pPr>
-        <w:pStyle w:val="BodyText"/>
-      </w:pPr>
-      <w:r>
-        <w:t xml:space="preserve">OLGA: Не споря? А можно было спорить?</w:t>
-      </w:r>
-    </w:p>
-    <w:p>
-      <w:pPr>
-        <w:pStyle w:val="BodyText"/>
-      </w:pPr>
-      <w:r>
-        <w:t xml:space="preserve">DOYUN: Она говорит: обычно спорят. Час, иногда два. Говорят: «Это же учебные. Это же десять штук. Это же для хорошего врача». Она это слышала одиннадцать раз. В одиннадцати странах. Вы — двенадцатая страна. И первая, где не спорили.</w:t>
-      </w:r>
-    </w:p>
-    <w:p>
-      <w:pPr>
-        <w:pStyle w:val="BodyText"/>
-      </w:pPr>
-      <w:r>
-        <w:t xml:space="preserve">KORNILOVA: Я тоже хотела поспорить. Секунды три. Потом вспомнила Гусева.</w:t>
-      </w:r>
-    </w:p>
-    <w:p>
-      <w:pPr>
-        <w:pStyle w:val="BodyText"/>
-      </w:pPr>
-      <w:r>
-        <w:t xml:space="preserve">DOYUN: Она говорит: «Доктор, вы честная. Это видно по тому, как вы молчите».</w:t>
-      </w:r>
-    </w:p>
-    <w:p>
-      <w:pPr>
-        <w:pStyle w:val="BodyText"/>
-      </w:pPr>
-      <w:r>
-        <w:t xml:space="preserve">KORNILOVA: Мне это говорят второй раз в жизни. Первый — моя бабушка. В Норильске.</w:t>
-      </w:r>
-    </w:p>
-    <w:p>
-      <w:pPr>
-        <w:pStyle w:val="BodyText"/>
-      </w:pPr>
-      <w:r>
-        <w:t xml:space="preserve">DOYUN: Она подписала. Сертификат принят. Первый. Она говорит: «Этот будет образцом. Для всех стран».</w:t>
-      </w:r>
-    </w:p>
-    <w:p>
-      <w:pPr>
-        <w:pStyle w:val="BodyText"/>
-      </w:pPr>
-      <w:r>
-        <w:t xml:space="preserve">IRINA: Образцом. Второй раз за неделю. Банк — «образцовые документы». Седжин — «образцовый сертификат».</w:t>
-      </w:r>
-    </w:p>
-    <w:p>
-      <w:pPr>
-        <w:pStyle w:val="BodyText"/>
-      </w:pPr>
-      <w:r>
-        <w:t xml:space="preserve">OLGA: Записываю. Я начинаю любить это слово.</w:t>
-      </w:r>
-    </w:p>
-    <w:p>
-      <w:pPr>
-        <w:pStyle w:val="BodyText"/>
-      </w:pPr>
-      <w:r>
-        <w:t xml:space="preserve">KIRILL: Я тоже записываю. Это уже третий раз. Скоро будет закономерность.</w:t>
-      </w:r>
-    </w:p>
-    <w:p>
-      <w:pPr>
-        <w:pStyle w:val="BodyText"/>
-      </w:pPr>
-      <w:r>
-        <w:t xml:space="preserve">DOYUN: Последнее от госпожи Хан. Передайте Кириллу: название «Командировка» — плохое. Но не меняйте.</w:t>
-      </w:r>
-    </w:p>
-    <w:p>
-      <w:pPr>
-        <w:pStyle w:val="BodyText"/>
-      </w:pPr>
-      <w:r>
-        <w:t xml:space="preserve">KIRILL: Не меняю. Ольга Петровна говорит то же самое. Про глупые важные слова.</w:t>
-      </w:r>
-    </w:p>
-    <w:p>
-      <w:pPr>
-        <w:pStyle w:val="BodyText"/>
-      </w:pPr>
-      <w:r>
-        <w:t xml:space="preserve">DOYUN: Она говорит: хорошие системы с плохими названиями живут дольше.</w:t>
+        <w:t xml:space="preserve">DOYUN: Госпожа Хан готова подписать, но у неё есть три условия.</w:t>
+      </w:r>
+    </w:p>
+    <w:p>
+      <w:pPr>
+        <w:pStyle w:val="BodyText"/>
+      </w:pPr>
+      <w:r>
+        <w:t xml:space="preserve">OLGA: Три условия, как всегда. Мы слушаем.</w:t>
+      </w:r>
+    </w:p>
+    <w:p>
+      <w:pPr>
+        <w:pStyle w:val="BodyText"/>
+      </w:pPr>
+      <w:r>
+        <w:t xml:space="preserve">DOYUN: Первое: «Сертификат конечного пользователя на каждую партию, со списком клиник и с подписью генерального директора. То есть с вашей подписью, Алексей».</w:t>
+      </w:r>
+    </w:p>
+    <w:p>
+      <w:pPr>
+        <w:pStyle w:val="BodyText"/>
+      </w:pPr>
+      <w:r>
+        <w:t xml:space="preserve">ALEKSEY: С моей подписью, каждый месяц. Я согласен.</w:t>
+      </w:r>
+    </w:p>
+    <w:p>
+      <w:pPr>
+        <w:pStyle w:val="BodyText"/>
+      </w:pPr>
+      <w:r>
+        <w:t xml:space="preserve">DOYUN: Второе: «Пункт в договоре с каждым партнёром: никакого реэкспорта — ни продажей, ни образцами, ни подарком. За нарушение — расторжение».</w:t>
+      </w:r>
+    </w:p>
+    <w:p>
+      <w:pPr>
+        <w:pStyle w:val="BodyText"/>
+      </w:pPr>
+      <w:r>
+        <w:t xml:space="preserve">OLGA: Пять договоров — значит, пять дополнительных соглашений. Я начну сегодня, и Марина будет первой, потому что она любит пункты.</w:t>
+      </w:r>
+    </w:p>
+    <w:p>
+      <w:pPr>
+        <w:pStyle w:val="BodyText"/>
+      </w:pPr>
+      <w:r>
+        <w:t xml:space="preserve">DOYUN: Третье. Она говорит: «Раз в квартал — случайная проверка, как сегодня: три кода, три звонка и без предупреждения».</w:t>
+      </w:r>
+    </w:p>
+    <w:p>
+      <w:pPr>
+        <w:pStyle w:val="BodyText"/>
+      </w:pPr>
+      <w:r>
+        <w:t xml:space="preserve">KIRILL: Без предупреждения? А если врач будет на процедуре, как Сафина сегодня?</w:t>
+      </w:r>
+    </w:p>
+    <w:p>
+      <w:pPr>
+        <w:pStyle w:val="BodyText"/>
+      </w:pPr>
+      <w:r>
+        <w:t xml:space="preserve">DOYUN: Она говорит: «Тогда врач скажет: „Я на процедуре, перезвоните”. Это тоже ответ, потому что врач, который на процедуре, существует».</w:t>
+      </w:r>
+    </w:p>
+    <w:p>
+      <w:pPr>
+        <w:pStyle w:val="BodyText"/>
+      </w:pPr>
+      <w:r>
+        <w:t xml:space="preserve">ALEKSEY: Хорошо. На все три условия мы отвечаем «да».</w:t>
+      </w:r>
+    </w:p>
+    <w:p>
+      <w:pPr>
+        <w:pStyle w:val="BodyText"/>
+      </w:pPr>
+      <w:r>
+        <w:t xml:space="preserve">DOYUN: Она хочет сказать ещё одно. Это не условие, а что-то личное.</w:t>
+      </w:r>
+    </w:p>
+    <w:p>
+      <w:pPr>
+        <w:pStyle w:val="BodyText"/>
+      </w:pPr>
+      <w:r>
+        <w:t xml:space="preserve">ALEKSEY: Конечно, мы слушаем, госпожа Хан.</w:t>
+      </w:r>
+    </w:p>
+    <w:p>
+      <w:pPr>
+        <w:pStyle w:val="BodyText"/>
+      </w:pPr>
+      <w:r>
+        <w:t xml:space="preserve">DOYUN: «Я проверяла шестнадцать дистрибьюторов Седжин в двенадцати странах. Вы первые, кто показал систему, а не презентацию. Первые, кто сам рассказал про отозванные сертификаты. И первые, кто отменил отгрузку при мне, не споря».</w:t>
+      </w:r>
+    </w:p>
+    <w:p>
+      <w:pPr>
+        <w:pStyle w:val="BodyText"/>
+      </w:pPr>
+      <w:r>
+        <w:t xml:space="preserve">OLGA: Не споря? А что, можно было спорить?</w:t>
+      </w:r>
+    </w:p>
+    <w:p>
+      <w:pPr>
+        <w:pStyle w:val="BodyText"/>
+      </w:pPr>
+      <w:r>
+        <w:t xml:space="preserve">DOYUN: Она говорит, что обычно спорят час, а иногда и два. Говорят: «Это же учебные, это же всего десять штук, это же для хорошего врача». Она слышала это одиннадцать раз в одиннадцати странах. Вы — двенадцатая страна и первая, где не спорили.</w:t>
+      </w:r>
+    </w:p>
+    <w:p>
+      <w:pPr>
+        <w:pStyle w:val="BodyText"/>
+      </w:pPr>
+      <w:r>
+        <w:t xml:space="preserve">KORNILOVA: Я тоже хотела поспорить, секунды три. А потом вспомнила Гусева и промолчала.</w:t>
+      </w:r>
+    </w:p>
+    <w:p>
+      <w:pPr>
+        <w:pStyle w:val="BodyText"/>
+      </w:pPr>
+      <w:r>
+        <w:t xml:space="preserve">DOYUN: Она говорит: «Доктор, вы честный человек. Это видно по тому, как вы молчите».</w:t>
+      </w:r>
+    </w:p>
+    <w:p>
+      <w:pPr>
+        <w:pStyle w:val="BodyText"/>
+      </w:pPr>
+      <w:r>
+        <w:t xml:space="preserve">KORNILOVA: Мне это говорят второй раз в жизни. Первый раз так сказала моя бабушка, ещё в Норильске.</w:t>
+      </w:r>
+    </w:p>
+    <w:p>
+      <w:pPr>
+        <w:pStyle w:val="BodyText"/>
+      </w:pPr>
+      <w:r>
+        <w:t xml:space="preserve">DOYUN: Она подписала, и сертификат принят, первый. Она говорит: «Этот сертификат будет образцом для всех стран».</w:t>
+      </w:r>
+    </w:p>
+    <w:p>
+      <w:pPr>
+        <w:pStyle w:val="BodyText"/>
+      </w:pPr>
+      <w:r>
+        <w:t xml:space="preserve">IRINA: Образцом — второй раз за неделю. У банка были «образцовые документы», а у Седжин теперь «образцовый сертификат».</w:t>
+      </w:r>
+    </w:p>
+    <w:p>
+      <w:pPr>
+        <w:pStyle w:val="BodyText"/>
+      </w:pPr>
+      <w:r>
+        <w:t xml:space="preserve">OLGA: Записываю. Кажется, я начинаю любить это слово.</w:t>
+      </w:r>
+    </w:p>
+    <w:p>
+      <w:pPr>
+        <w:pStyle w:val="BodyText"/>
+      </w:pPr>
+      <w:r>
+        <w:t xml:space="preserve">KIRILL: Я тоже записываю, это уже третий раз. Скоро это станет закономерностью.</w:t>
+      </w:r>
+    </w:p>
+    <w:p>
+      <w:pPr>
+        <w:pStyle w:val="BodyText"/>
+      </w:pPr>
+      <w:r>
+        <w:t xml:space="preserve">DOYUN: И последнее от госпожи Хан. Передайте Кириллу, что название «Командировка» плохое, но менять его не надо.</w:t>
+      </w:r>
+    </w:p>
+    <w:p>
+      <w:pPr>
+        <w:pStyle w:val="BodyText"/>
+      </w:pPr>
+      <w:r>
+        <w:t xml:space="preserve">KIRILL: Не буду менять. Ольга Петровна говорит то же самое про глупые, но важные слова.</w:t>
+      </w:r>
+    </w:p>
+    <w:p>
+      <w:pPr>
+        <w:pStyle w:val="BodyText"/>
+      </w:pPr>
+      <w:r>
+        <w:t xml:space="preserve">DOYUN: Она говорит, что хорошие системы с плохими названиями живут дольше.</w:t>
       </w:r>
     </w:p>
     <w:bookmarkEnd w:id="24"/>
@@ -2366,119 +2366,119 @@
         <w:pStyle w:val="FirstParagraph"/>
       </w:pPr>
       <w:r>
-        <w:t xml:space="preserve">ALEKSEY: Ирина, вы ещё здесь? Все ушли. Даже Ольга Петровна.</w:t>
-      </w:r>
-    </w:p>
-    <w:p>
-      <w:pPr>
-        <w:pStyle w:val="BodyText"/>
-      </w:pPr>
-      <w:r>
-        <w:t xml:space="preserve">IRINA: Я считаю. Отсрочка — есть. Скидка Седжин — есть. Партнёры — есть. Цена — семь. Всё хорошо.</w:t>
-      </w:r>
-    </w:p>
-    <w:p>
-      <w:pPr>
-        <w:pStyle w:val="BodyText"/>
-      </w:pPr>
-      <w:r>
-        <w:t xml:space="preserve">ALEKSEY: Тогда почему у вас такое лицо?</w:t>
-      </w:r>
-    </w:p>
-    <w:p>
-      <w:pPr>
-        <w:pStyle w:val="BodyText"/>
-      </w:pPr>
-      <w:r>
-        <w:t xml:space="preserve">IRINA: Потому что всё это — про прошлую разницу. Про то, что уже случилось. А рубль не вернулся. Сто двадцать восемь сегодня. И банки говорят, что это надолго. Мы закрыли старую дыру. А новая открывается каждый месяц. Тихо.</w:t>
-      </w:r>
-    </w:p>
-    <w:p>
-      <w:pPr>
-        <w:pStyle w:val="BodyText"/>
-      </w:pPr>
-      <w:r>
-        <w:t xml:space="preserve">ALEKSEY: Надолго — это сколько?</w:t>
-      </w:r>
-    </w:p>
-    <w:p>
-      <w:pPr>
-        <w:pStyle w:val="BodyText"/>
-      </w:pPr>
-      <w:r>
-        <w:t xml:space="preserve">IRINA: Год. Может, два. Платим — в долларах. Каждый месяц минус четыре миллиона. После всех скидок. Линии хватит до лета.</w:t>
-      </w:r>
-    </w:p>
-    <w:p>
-      <w:pPr>
-        <w:pStyle w:val="BodyText"/>
-      </w:pPr>
-      <w:r>
-        <w:t xml:space="preserve">ALEKSEY: А после лета?</w:t>
-      </w:r>
-    </w:p>
-    <w:p>
-      <w:pPr>
-        <w:pStyle w:val="BodyText"/>
-      </w:pPr>
-      <w:r>
-        <w:t xml:space="preserve">IRINA: После лета — надо резать расходы. Самая большая статья — люди. Восемьдесят пять человек. Фонд оплаты труда — шестьдесят процентов расходов.</w:t>
-      </w:r>
-    </w:p>
-    <w:p>
-      <w:pPr>
-        <w:pStyle w:val="BodyText"/>
-      </w:pPr>
-      <w:r>
-        <w:t xml:space="preserve">ALEKSEY: Ирина. Вы хотите сказать…</w:t>
-      </w:r>
-    </w:p>
-    <w:p>
-      <w:pPr>
-        <w:pStyle w:val="BodyText"/>
-      </w:pPr>
-      <w:r>
-        <w:t xml:space="preserve">IRINA: Я не хочу. Я считаю. Пятнадцать человек из восьмидесяти пяти. Это закрывает дыру до конца года. По-русски это называется «сокращение штата». Я не люблю это слово больше, чем Ольга Петровна — «вынуждены». Но слово есть.</w:t>
-      </w:r>
-    </w:p>
-    <w:p>
-      <w:pPr>
-        <w:pStyle w:val="BodyText"/>
-      </w:pPr>
-      <w:r>
-        <w:t xml:space="preserve">ALEKSEY: Пятнадцать человек. Из тех, кто год назад пришёл к нам. Аля. Антон. Тренеры.</w:t>
-      </w:r>
-    </w:p>
-    <w:p>
-      <w:pPr>
-        <w:pStyle w:val="BodyText"/>
-      </w:pPr>
-      <w:r>
-        <w:t xml:space="preserve">IRINA: Не обязательно они. Но кто-то. Пятнадцать. Я положу вам на стол в понедельник цифру. Только цифру. Без списка. Список — это уже ваше решение. Не моё. Я финансовый директор, а не судья.</w:t>
-      </w:r>
-    </w:p>
-    <w:p>
-      <w:pPr>
-        <w:pStyle w:val="BodyText"/>
-      </w:pPr>
-      <w:r>
-        <w:t xml:space="preserve">ALEKSEY: Не положите. Мы обсудим вместе. Все трое. И я скажу «нет».</w:t>
-      </w:r>
-    </w:p>
-    <w:p>
-      <w:pPr>
-        <w:pStyle w:val="BodyText"/>
-      </w:pPr>
-      <w:r>
-        <w:t xml:space="preserve">IRINA: Скажете. Я знаю. Поэтому я начала с цифры. Цифра не обижается, когда ей говорят «нет».</w:t>
-      </w:r>
-    </w:p>
-    <w:p>
-      <w:pPr>
-        <w:pStyle w:val="BodyText"/>
-      </w:pPr>
-      <w:r>
-        <w:t xml:space="preserve">ALEKSEY: Хорошо. Понедельник. Втроём. С чаем. Как в Казани.</w:t>
+        <w:t xml:space="preserve">ALEKSEY: Ирина, вы ещё здесь? Все уже ушли, даже Ольга Петровна.</w:t>
+      </w:r>
+    </w:p>
+    <w:p>
+      <w:pPr>
+        <w:pStyle w:val="BodyText"/>
+      </w:pPr>
+      <w:r>
+        <w:t xml:space="preserve">IRINA: Я считаю. Отсрочка есть, скидка Седжин есть, партнёры тоже есть, а цена — семь. Вроде бы всё хорошо.</w:t>
+      </w:r>
+    </w:p>
+    <w:p>
+      <w:pPr>
+        <w:pStyle w:val="BodyText"/>
+      </w:pPr>
+      <w:r>
+        <w:t xml:space="preserve">ALEKSEY: Тогда почему у вас такое лицо, если всё хорошо?</w:t>
+      </w:r>
+    </w:p>
+    <w:p>
+      <w:pPr>
+        <w:pStyle w:val="BodyText"/>
+      </w:pPr>
+      <w:r>
+        <w:t xml:space="preserve">IRINA: Потому что всё это — про прошлую разницу, про то, что уже случилось. А рубль не вернулся: сегодня сто двадцать восемь, и банки говорят, что это надолго. Мы закрыли старую дыру, но новая открывается каждый месяц, тихо и незаметно.</w:t>
+      </w:r>
+    </w:p>
+    <w:p>
+      <w:pPr>
+        <w:pStyle w:val="BodyText"/>
+      </w:pPr>
+      <w:r>
+        <w:t xml:space="preserve">ALEKSEY: Надолго — это сколько, по-вашему?</w:t>
+      </w:r>
+    </w:p>
+    <w:p>
+      <w:pPr>
+        <w:pStyle w:val="BodyText"/>
+      </w:pPr>
+      <w:r>
+        <w:t xml:space="preserve">IRINA: Год, может быть, два. Мы платим в долларах, поэтому каждый месяц минус четыре миллиона, даже после всех скидок. Кредитной линии хватит до лета.</w:t>
+      </w:r>
+    </w:p>
+    <w:p>
+      <w:pPr>
+        <w:pStyle w:val="BodyText"/>
+      </w:pPr>
+      <w:r>
+        <w:t xml:space="preserve">ALEKSEY: А что будет после лета?</w:t>
+      </w:r>
+    </w:p>
+    <w:p>
+      <w:pPr>
+        <w:pStyle w:val="BodyText"/>
+      </w:pPr>
+      <w:r>
+        <w:t xml:space="preserve">IRINA: После лета надо будет резать расходы, а самая большая статья — это люди. У нас восемьдесят пять человек, и фонд оплаты труда — шестьдесят процентов расходов.</w:t>
+      </w:r>
+    </w:p>
+    <w:p>
+      <w:pPr>
+        <w:pStyle w:val="BodyText"/>
+      </w:pPr>
+      <w:r>
+        <w:t xml:space="preserve">ALEKSEY: Ирина, вы хотите сказать…</w:t>
+      </w:r>
+    </w:p>
+    <w:p>
+      <w:pPr>
+        <w:pStyle w:val="BodyText"/>
+      </w:pPr>
+      <w:r>
+        <w:t xml:space="preserve">IRINA: Я не хочу, я считаю. Пятнадцать человек из восьмидесяти пяти — это закрывает дыру до конца года. По-русски это называется «сокращение штата». Я не люблю это слово даже больше, чем Ольга Петровна не любит «вынуждены», но такое слово есть, и от него никуда не деться.</w:t>
+      </w:r>
+    </w:p>
+    <w:p>
+      <w:pPr>
+        <w:pStyle w:val="BodyText"/>
+      </w:pPr>
+      <w:r>
+        <w:t xml:space="preserve">ALEKSEY: Пятнадцать человек из тех, кто пришёл к нам год назад: Аля, Антон, тренеры…</w:t>
+      </w:r>
+    </w:p>
+    <w:p>
+      <w:pPr>
+        <w:pStyle w:val="BodyText"/>
+      </w:pPr>
+      <w:r>
+        <w:t xml:space="preserve">IRINA: Не обязательно они, но кто-то. Пятнадцать. В понедельник я положу вам на стол только цифру, без списка, потому что список — это уже ваше решение, а не моё. Я финансовый директор, а не судья, и я не хочу им становиться.</w:t>
+      </w:r>
+    </w:p>
+    <w:p>
+      <w:pPr>
+        <w:pStyle w:val="BodyText"/>
+      </w:pPr>
+      <w:r>
+        <w:t xml:space="preserve">ALEKSEY: Не кладите. Мы обсудим это вместе, все трое, и я скажу «нет».</w:t>
+      </w:r>
+    </w:p>
+    <w:p>
+      <w:pPr>
+        <w:pStyle w:val="BodyText"/>
+      </w:pPr>
+      <w:r>
+        <w:t xml:space="preserve">IRINA: Скажете, я знаю. Поэтому я и начала с цифры: цифра не обижается, когда ей говорят «нет».</w:t>
+      </w:r>
+    </w:p>
+    <w:p>
+      <w:pPr>
+        <w:pStyle w:val="BodyText"/>
+      </w:pPr>
+      <w:r>
+        <w:t xml:space="preserve">ALEKSEY: Хорошо. Значит, в понедельник, втроём и с чаем, как в Казани.</w:t>
       </w:r>
     </w:p>
     <w:p>
@@ -3309,10 +3309,358 @@
         <w:t xml:space="preserve">“</w:t>
       </w:r>
       <w:r>
-        <w:t xml:space="preserve">Можно я скажу? Госпожа Хан, я пять лет говорю врачам: «Без экзамена — нет». Сегодня вы мне сказали: «Без разрешения — нет». Это то же самое правило. Только про страны, а не про руки. Я должна была догадаться сама.</w:t>
+        <w:t xml:space="preserve">Можно я скажу? Госпожа Хан, я пять лет говорю врачам: «Без экзамена — нет». Сегодня вы мне сказали: «Без разрешения — нет». Это то же самое правило, только про страны, а не про руки. Я должна была догадаться сама, ведь я сама всегда требую этого от других.</w:t>
       </w:r>
       <w:r>
         <w:t xml:space="preserve">”</w:t>
+      </w:r>
+    </w:p>
+    <w:tbl>
+      <w:tblPr>
+        <w:tblStyle w:val="Table"/>
+        <w:tblW w:type="pct" w:w="5000"/>
+        <w:tblLook w:firstRow="1" w:lastRow="0" w:firstColumn="0" w:lastColumn="0" w:noHBand="0" w:noVBand="0" w:val="0020"/>
+        <w:jc w:val="start"/>
+      </w:tblPr>
+      <w:tblGrid>
+        <w:gridCol w:w="2640"/>
+        <w:gridCol w:w="2640"/>
+        <w:gridCol w:w="2640"/>
+      </w:tblGrid>
+      <w:tr>
+        <w:trPr>
+          <w:tblHeader w:val="true"/>
+        </w:trPr>
+        <w:tc>
+          <w:tcPr/>
+          <w:p>
+            <w:pPr>
+              <w:pStyle w:val="Compact"/>
+              <w:jc w:val="left"/>
+            </w:pPr>
+            <w:r>
+              <w:t xml:space="preserve">구조</w:t>
+            </w:r>
+          </w:p>
+        </w:tc>
+        <w:tc>
+          <w:tcPr/>
+          <w:p>
+            <w:pPr>
+              <w:pStyle w:val="Compact"/>
+              <w:jc w:val="left"/>
+            </w:pPr>
+            <w:r>
+              <w:t xml:space="preserve">러시아어</w:t>
+            </w:r>
+          </w:p>
+        </w:tc>
+        <w:tc>
+          <w:tcPr/>
+          <w:p>
+            <w:pPr>
+              <w:pStyle w:val="Compact"/>
+              <w:jc w:val="left"/>
+            </w:pPr>
+            <w:r>
+              <w:t xml:space="preserve">기능</w:t>
+            </w:r>
+          </w:p>
+        </w:tc>
+      </w:tr>
+      <w:tr>
+        <w:tc>
+          <w:tcPr/>
+          <w:p>
+            <w:pPr>
+              <w:pStyle w:val="Compact"/>
+              <w:jc w:val="left"/>
+            </w:pPr>
+            <w:r>
+              <w:t xml:space="preserve">① 개입</w:t>
+            </w:r>
+          </w:p>
+        </w:tc>
+        <w:tc>
+          <w:tcPr/>
+          <w:p>
+            <w:pPr>
+              <w:pStyle w:val="Compact"/>
+              <w:jc w:val="left"/>
+            </w:pPr>
+            <w:r>
+              <w:t xml:space="preserve">Можно я скажу?</w:t>
+            </w:r>
+          </w:p>
+        </w:tc>
+        <w:tc>
+          <w:tcPr/>
+          <w:p>
+            <w:pPr>
+              <w:pStyle w:val="Compact"/>
+              <w:jc w:val="left"/>
+            </w:pPr>
+            <w:r>
+              <w:t xml:space="preserve">정중한 발언 요청</w:t>
+            </w:r>
+          </w:p>
+        </w:tc>
+      </w:tr>
+      <w:tr>
+        <w:tc>
+          <w:tcPr/>
+          <w:p>
+            <w:pPr>
+              <w:pStyle w:val="Compact"/>
+              <w:jc w:val="left"/>
+            </w:pPr>
+            <w:r>
+              <w:t xml:space="preserve">② 자기 규칙</w:t>
+            </w:r>
+          </w:p>
+        </w:tc>
+        <w:tc>
+          <w:tcPr/>
+          <w:p>
+            <w:pPr>
+              <w:pStyle w:val="Compact"/>
+              <w:jc w:val="left"/>
+            </w:pPr>
+            <w:r>
+              <w:t xml:space="preserve">я пять лет говорю врачам: «…»</w:t>
+            </w:r>
+          </w:p>
+        </w:tc>
+        <w:tc>
+          <w:tcPr/>
+          <w:p>
+            <w:pPr>
+              <w:pStyle w:val="Compact"/>
+              <w:jc w:val="left"/>
+            </w:pPr>
+            <w:r>
+              <w:t xml:space="preserve">현재형 = 지속</w:t>
+            </w:r>
+          </w:p>
+        </w:tc>
+      </w:tr>
+      <w:tr>
+        <w:tc>
+          <w:tcPr/>
+          <w:p>
+            <w:pPr>
+              <w:pStyle w:val="Compact"/>
+              <w:jc w:val="left"/>
+            </w:pPr>
+            <w:r>
+              <w:t xml:space="preserve">③ 상대 규칙</w:t>
+            </w:r>
+          </w:p>
+        </w:tc>
+        <w:tc>
+          <w:tcPr/>
+          <w:p>
+            <w:pPr>
+              <w:pStyle w:val="Compact"/>
+              <w:jc w:val="left"/>
+            </w:pPr>
+            <w:r>
+              <w:t xml:space="preserve">Сегодня вы мне сказали: «…»</w:t>
+            </w:r>
+          </w:p>
+        </w:tc>
+        <w:tc>
+          <w:tcPr/>
+          <w:p>
+            <w:pPr>
+              <w:pStyle w:val="Compact"/>
+              <w:jc w:val="left"/>
+            </w:pPr>
+            <w:r>
+              <w:t xml:space="preserve">과거 완료 사건</w:t>
+            </w:r>
+          </w:p>
+        </w:tc>
+      </w:tr>
+      <w:tr>
+        <w:tc>
+          <w:tcPr/>
+          <w:p>
+            <w:pPr>
+              <w:pStyle w:val="Compact"/>
+              <w:jc w:val="left"/>
+            </w:pPr>
+            <w:r>
+              <w:t xml:space="preserve">④ 동일시·차이</w:t>
+            </w:r>
+          </w:p>
+        </w:tc>
+        <w:tc>
+          <w:tcPr/>
+          <w:p>
+            <w:pPr>
+              <w:pStyle w:val="Compact"/>
+              <w:jc w:val="left"/>
+            </w:pPr>
+            <w:r>
+              <w:t xml:space="preserve">Это то же самое правило, только про страны, а не про руки.</w:t>
+            </w:r>
+          </w:p>
+        </w:tc>
+        <w:tc>
+          <w:tcPr/>
+          <w:p>
+            <w:pPr>
+              <w:pStyle w:val="Compact"/>
+              <w:jc w:val="left"/>
+            </w:pPr>
+            <w:r>
+              <w:t xml:space="preserve">то же самое + только… а не…</w:t>
+            </w:r>
+          </w:p>
+        </w:tc>
+      </w:tr>
+      <w:tr>
+        <w:tc>
+          <w:tcPr/>
+          <w:p>
+            <w:pPr>
+              <w:pStyle w:val="Compact"/>
+              <w:jc w:val="left"/>
+            </w:pPr>
+            <w:r>
+              <w:t xml:space="preserve">⑤ 자책</w:t>
+            </w:r>
+          </w:p>
+        </w:tc>
+        <w:tc>
+          <w:tcPr/>
+          <w:p>
+            <w:pPr>
+              <w:pStyle w:val="Compact"/>
+              <w:jc w:val="left"/>
+            </w:pPr>
+            <w:r>
+              <w:t xml:space="preserve">Я должна была догадаться сама,</w:t>
+            </w:r>
+          </w:p>
+        </w:tc>
+        <w:tc>
+          <w:tcPr/>
+          <w:p>
+            <w:pPr>
+              <w:pStyle w:val="Compact"/>
+              <w:jc w:val="left"/>
+            </w:pPr>
+            <w:r>
+              <w:t xml:space="preserve">должна была + 원형</w:t>
+            </w:r>
+          </w:p>
+        </w:tc>
+      </w:tr>
+      <w:tr>
+        <w:tc>
+          <w:tcPr/>
+          <w:p>
+            <w:pPr>
+              <w:pStyle w:val="Compact"/>
+              <w:jc w:val="left"/>
+            </w:pPr>
+            <w:r>
+              <w:t xml:space="preserve">⑥ 이유</w:t>
+            </w:r>
+          </w:p>
+        </w:tc>
+        <w:tc>
+          <w:tcPr/>
+          <w:p>
+            <w:pPr>
+              <w:pStyle w:val="Compact"/>
+              <w:jc w:val="left"/>
+            </w:pPr>
+            <w:r>
+              <w:t xml:space="preserve">ведь я сама всегда требую этого от других.</w:t>
+            </w:r>
+          </w:p>
+        </w:tc>
+        <w:tc>
+          <w:tcPr/>
+          <w:p>
+            <w:pPr>
+              <w:pStyle w:val="Compact"/>
+              <w:jc w:val="left"/>
+            </w:pPr>
+            <w:r>
+              <w:t xml:space="preserve">ведь = 왜냐하면(이미 아는 근거)</w:t>
+            </w:r>
+          </w:p>
+        </w:tc>
+      </w:tr>
+    </w:tbl>
+    <w:p>
+      <w:pPr>
+        <w:pStyle w:val="BodyText"/>
+      </w:pPr>
+      <w:r>
+        <w:rPr>
+          <w:bCs/>
+          <w:b/>
+        </w:rPr>
+        <w:t xml:space="preserve">활용 패턴:</w:t>
+      </w:r>
+      <w:r>
+        <w:t xml:space="preserve"> </w:t>
+      </w:r>
+      <w:r>
+        <w:t xml:space="preserve">“</w:t>
+      </w:r>
+      <w:r>
+        <w:t xml:space="preserve">Я … лет говорю…: «Без… — нет». Сегодня вы сказали: «Без… — нет». Это то же самое…, только про…, а не про… Я должна была…, ведь я сама…</w:t>
+      </w:r>
+      <w:r>
+        <w:t xml:space="preserve">”</w:t>
+      </w:r>
+      <w:r>
+        <w:t xml:space="preserve"> </w:t>
+      </w:r>
+      <w:r>
+        <w:rPr>
+          <w:bCs/>
+          <w:b/>
+        </w:rPr>
+        <w:t xml:space="preserve">연결 표현:</w:t>
+      </w:r>
+      <w:r>
+        <w:t xml:space="preserve"> </w:t>
+      </w:r>
+      <w:r>
+        <w:t xml:space="preserve">то же самое · только · а не · ведь(~잖아요, 사실)</w:t>
+      </w:r>
+      <w:r>
+        <w:t xml:space="preserve"> </w:t>
+      </w:r>
+      <w:r>
+        <w:rPr>
+          <w:bCs/>
+          <w:b/>
+        </w:rPr>
+        <w:t xml:space="preserve">연습:</w:t>
+      </w:r>
+      <w:r>
+        <w:t xml:space="preserve"> </w:t>
+      </w:r>
+      <w:r>
+        <w:t xml:space="preserve">자신의 원칙과 상대의 규칙이 같은 것임을 인정하며 실수를 받아들이는 말을 35~60단어로.</w:t>
+      </w:r>
+    </w:p>
+    <w:bookmarkEnd w:id="30"/>
+    <w:bookmarkStart w:id="31" w:name="문법강세-노트"/>
+    <w:p>
+      <w:pPr>
+        <w:pStyle w:val="Heading3"/>
+      </w:pPr>
+      <w:r>
+        <w:t xml:space="preserve">⑤ 문법·강세 노트</w:t>
       </w:r>
     </w:p>
     <w:tbl>
@@ -3339,354 +3687,6 @@
               <w:jc w:val="left"/>
             </w:pPr>
             <w:r>
-              <w:t xml:space="preserve">구조</w:t>
-            </w:r>
-          </w:p>
-        </w:tc>
-        <w:tc>
-          <w:tcPr/>
-          <w:p>
-            <w:pPr>
-              <w:pStyle w:val="Compact"/>
-              <w:jc w:val="left"/>
-            </w:pPr>
-            <w:r>
-              <w:t xml:space="preserve">러시아어</w:t>
-            </w:r>
-          </w:p>
-        </w:tc>
-        <w:tc>
-          <w:tcPr/>
-          <w:p>
-            <w:pPr>
-              <w:pStyle w:val="Compact"/>
-              <w:jc w:val="left"/>
-            </w:pPr>
-            <w:r>
-              <w:t xml:space="preserve">기능</w:t>
-            </w:r>
-          </w:p>
-        </w:tc>
-      </w:tr>
-      <w:tr>
-        <w:tc>
-          <w:tcPr/>
-          <w:p>
-            <w:pPr>
-              <w:pStyle w:val="Compact"/>
-              <w:jc w:val="left"/>
-            </w:pPr>
-            <w:r>
-              <w:t xml:space="preserve">① 개입</w:t>
-            </w:r>
-          </w:p>
-        </w:tc>
-        <w:tc>
-          <w:tcPr/>
-          <w:p>
-            <w:pPr>
-              <w:pStyle w:val="Compact"/>
-              <w:jc w:val="left"/>
-            </w:pPr>
-            <w:r>
-              <w:t xml:space="preserve">Можно я скажу?</w:t>
-            </w:r>
-          </w:p>
-        </w:tc>
-        <w:tc>
-          <w:tcPr/>
-          <w:p>
-            <w:pPr>
-              <w:pStyle w:val="Compact"/>
-              <w:jc w:val="left"/>
-            </w:pPr>
-            <w:r>
-              <w:t xml:space="preserve">정중한 발언 요청</w:t>
-            </w:r>
-          </w:p>
-        </w:tc>
-      </w:tr>
-      <w:tr>
-        <w:tc>
-          <w:tcPr/>
-          <w:p>
-            <w:pPr>
-              <w:pStyle w:val="Compact"/>
-              <w:jc w:val="left"/>
-            </w:pPr>
-            <w:r>
-              <w:t xml:space="preserve">② 자기 규칙</w:t>
-            </w:r>
-          </w:p>
-        </w:tc>
-        <w:tc>
-          <w:tcPr/>
-          <w:p>
-            <w:pPr>
-              <w:pStyle w:val="Compact"/>
-              <w:jc w:val="left"/>
-            </w:pPr>
-            <w:r>
-              <w:t xml:space="preserve">я пять лет говорю врачам: «…»</w:t>
-            </w:r>
-          </w:p>
-        </w:tc>
-        <w:tc>
-          <w:tcPr/>
-          <w:p>
-            <w:pPr>
-              <w:pStyle w:val="Compact"/>
-              <w:jc w:val="left"/>
-            </w:pPr>
-            <w:r>
-              <w:t xml:space="preserve">현재형 = 지속</w:t>
-            </w:r>
-          </w:p>
-        </w:tc>
-      </w:tr>
-      <w:tr>
-        <w:tc>
-          <w:tcPr/>
-          <w:p>
-            <w:pPr>
-              <w:pStyle w:val="Compact"/>
-              <w:jc w:val="left"/>
-            </w:pPr>
-            <w:r>
-              <w:t xml:space="preserve">③ 상대 규칙</w:t>
-            </w:r>
-          </w:p>
-        </w:tc>
-        <w:tc>
-          <w:tcPr/>
-          <w:p>
-            <w:pPr>
-              <w:pStyle w:val="Compact"/>
-              <w:jc w:val="left"/>
-            </w:pPr>
-            <w:r>
-              <w:t xml:space="preserve">Сегодня вы мне сказали: «…»</w:t>
-            </w:r>
-          </w:p>
-        </w:tc>
-        <w:tc>
-          <w:tcPr/>
-          <w:p>
-            <w:pPr>
-              <w:pStyle w:val="Compact"/>
-              <w:jc w:val="left"/>
-            </w:pPr>
-            <w:r>
-              <w:t xml:space="preserve">과거 완료 사건</w:t>
-            </w:r>
-          </w:p>
-        </w:tc>
-      </w:tr>
-      <w:tr>
-        <w:tc>
-          <w:tcPr/>
-          <w:p>
-            <w:pPr>
-              <w:pStyle w:val="Compact"/>
-              <w:jc w:val="left"/>
-            </w:pPr>
-            <w:r>
-              <w:t xml:space="preserve">④ 동일시</w:t>
-            </w:r>
-          </w:p>
-        </w:tc>
-        <w:tc>
-          <w:tcPr/>
-          <w:p>
-            <w:pPr>
-              <w:pStyle w:val="Compact"/>
-              <w:jc w:val="left"/>
-            </w:pPr>
-            <w:r>
-              <w:t xml:space="preserve">Это то же самое правило.</w:t>
-            </w:r>
-          </w:p>
-        </w:tc>
-        <w:tc>
-          <w:tcPr/>
-          <w:p>
-            <w:pPr>
-              <w:pStyle w:val="Compact"/>
-              <w:jc w:val="left"/>
-            </w:pPr>
-            <w:r>
-              <w:t xml:space="preserve">то же самое</w:t>
-            </w:r>
-          </w:p>
-        </w:tc>
-      </w:tr>
-      <w:tr>
-        <w:tc>
-          <w:tcPr/>
-          <w:p>
-            <w:pPr>
-              <w:pStyle w:val="Compact"/>
-              <w:jc w:val="left"/>
-            </w:pPr>
-            <w:r>
-              <w:t xml:space="preserve">⑤ 차이</w:t>
-            </w:r>
-          </w:p>
-        </w:tc>
-        <w:tc>
-          <w:tcPr/>
-          <w:p>
-            <w:pPr>
-              <w:pStyle w:val="Compact"/>
-              <w:jc w:val="left"/>
-            </w:pPr>
-            <w:r>
-              <w:t xml:space="preserve">Только про страны, а не про руки.</w:t>
-            </w:r>
-          </w:p>
-        </w:tc>
-        <w:tc>
-          <w:tcPr/>
-          <w:p>
-            <w:pPr>
-              <w:pStyle w:val="Compact"/>
-              <w:jc w:val="left"/>
-            </w:pPr>
-            <w:r>
-              <w:t xml:space="preserve">только… а не…</w:t>
-            </w:r>
-          </w:p>
-        </w:tc>
-      </w:tr>
-      <w:tr>
-        <w:tc>
-          <w:tcPr/>
-          <w:p>
-            <w:pPr>
-              <w:pStyle w:val="Compact"/>
-              <w:jc w:val="left"/>
-            </w:pPr>
-            <w:r>
-              <w:t xml:space="preserve">⑥ 자책</w:t>
-            </w:r>
-          </w:p>
-        </w:tc>
-        <w:tc>
-          <w:tcPr/>
-          <w:p>
-            <w:pPr>
-              <w:pStyle w:val="Compact"/>
-              <w:jc w:val="left"/>
-            </w:pPr>
-            <w:r>
-              <w:t xml:space="preserve">Я должна была догадаться сама.</w:t>
-            </w:r>
-          </w:p>
-        </w:tc>
-        <w:tc>
-          <w:tcPr/>
-          <w:p>
-            <w:pPr>
-              <w:pStyle w:val="Compact"/>
-              <w:jc w:val="left"/>
-            </w:pPr>
-            <w:r>
-              <w:t xml:space="preserve">должна была + 원형</w:t>
-            </w:r>
-          </w:p>
-        </w:tc>
-      </w:tr>
-    </w:tbl>
-    <w:p>
-      <w:pPr>
-        <w:pStyle w:val="BodyText"/>
-      </w:pPr>
-      <w:r>
-        <w:rPr>
-          <w:bCs/>
-          <w:b/>
-        </w:rPr>
-        <w:t xml:space="preserve">활용 패턴:</w:t>
-      </w:r>
-      <w:r>
-        <w:t xml:space="preserve"> </w:t>
-      </w:r>
-      <w:r>
-        <w:t xml:space="preserve">“</w:t>
-      </w:r>
-      <w:r>
-        <w:t xml:space="preserve">Я … лет говорю…: «Без… — нет». Сегодня вы сказали: «Без… — нет». Это то же самое… Только про…, а не про… Я должна была…</w:t>
-      </w:r>
-      <w:r>
-        <w:t xml:space="preserve">”</w:t>
-      </w:r>
-      <w:r>
-        <w:t xml:space="preserve"> </w:t>
-      </w:r>
-      <w:r>
-        <w:rPr>
-          <w:bCs/>
-          <w:b/>
-        </w:rPr>
-        <w:t xml:space="preserve">연결 표현:</w:t>
-      </w:r>
-      <w:r>
-        <w:t xml:space="preserve"> </w:t>
-      </w:r>
-      <w:r>
-        <w:t xml:space="preserve">то же самое · только · а не</w:t>
-      </w:r>
-      <w:r>
-        <w:t xml:space="preserve"> </w:t>
-      </w:r>
-      <w:r>
-        <w:rPr>
-          <w:bCs/>
-          <w:b/>
-        </w:rPr>
-        <w:t xml:space="preserve">연습:</w:t>
-      </w:r>
-      <w:r>
-        <w:t xml:space="preserve"> </w:t>
-      </w:r>
-      <w:r>
-        <w:t xml:space="preserve">자신의 원칙과 상대의 규칙이 같은 것임을 인정하며 실수를 받아들이는 말을 30~40단어로.</w:t>
-      </w:r>
-    </w:p>
-    <w:bookmarkEnd w:id="30"/>
-    <w:bookmarkStart w:id="31" w:name="문법강세-노트"/>
-    <w:p>
-      <w:pPr>
-        <w:pStyle w:val="Heading3"/>
-      </w:pPr>
-      <w:r>
-        <w:t xml:space="preserve">⑤ 문법·강세 노트</w:t>
-      </w:r>
-    </w:p>
-    <w:tbl>
-      <w:tblPr>
-        <w:tblStyle w:val="Table"/>
-        <w:tblW w:type="auto" w:w="0"/>
-        <w:tblLook w:firstRow="1" w:lastRow="0" w:firstColumn="0" w:lastColumn="0" w:noHBand="0" w:noVBand="0" w:val="0020"/>
-        <w:jc w:val="start"/>
-      </w:tblPr>
-      <w:tblGrid>
-        <w:gridCol w:w="2640"/>
-        <w:gridCol w:w="2640"/>
-        <w:gridCol w:w="2640"/>
-      </w:tblGrid>
-      <w:tr>
-        <w:trPr>
-          <w:tblHeader w:val="true"/>
-        </w:trPr>
-        <w:tc>
-          <w:tcPr/>
-          <w:p>
-            <w:pPr>
-              <w:pStyle w:val="Compact"/>
-              <w:jc w:val="left"/>
-            </w:pPr>
-            <w:r>
               <w:t xml:space="preserve">단어</w:t>
             </w:r>
           </w:p>
@@ -4131,71 +4131,71 @@
         <w:pStyle w:val="FirstParagraph"/>
       </w:pPr>
       <w:r>
-        <w:t xml:space="preserve">도윤: 료샤, 인사해. 한지수 씨. 우리 법무 담당. 수출통제. 영어와 한국어를 해. 내가 통역할게.</w:t>
-      </w:r>
-    </w:p>
-    <w:p>
-      <w:pPr>
-        <w:pStyle w:val="BodyText"/>
-      </w:pPr>
-      <w:r>
-        <w:t xml:space="preserve">한: 좋은 아침이에요. 이건 배웠어요. 나머지는 — 도윤이.</w:t>
-      </w:r>
-    </w:p>
-    <w:p>
-      <w:pPr>
-        <w:pStyle w:val="BodyText"/>
-      </w:pPr>
-      <w:r>
-        <w:t xml:space="preserve">알렉세이: 좋은 아침입니다, 한 변호사님. 준비됐어요. 올가 페트로브나, 이리나, 키릴 — 다 여기 있어요.</w:t>
-      </w:r>
-    </w:p>
-    <w:p>
-      <w:pPr>
-        <w:pStyle w:val="BodyText"/>
-      </w:pPr>
-      <w:r>
-        <w:t xml:space="preserve">도윤: 이렇게 말해: 「좋아요. 불편한 질문을 할 거예요. 그게 제 일이에요. 서운해하지 마세요」.</w:t>
-      </w:r>
-    </w:p>
-    <w:p>
-      <w:pPr>
-        <w:pStyle w:val="BodyText"/>
-      </w:pPr>
-      <w:r>
-        <w:t xml:space="preserve">올가: 안 서운해해요. 우린 니나 아르카디예브나가 있어요. 그분도 불편한 질문을 해요. 익숙해요.</w:t>
-      </w:r>
-    </w:p>
-    <w:p>
-      <w:pPr>
-        <w:pStyle w:val="BodyText"/>
-      </w:pPr>
-      <w:r>
-        <w:t xml:space="preserve">도윤: 이렇게 말해: 첫 질문. 「러시아에서 우리 젤의 최종 사용자는 누구인가요?」</w:t>
-      </w:r>
-    </w:p>
-    <w:p>
-      <w:pPr>
-        <w:pStyle w:val="BodyText"/>
-      </w:pPr>
-      <w:r>
-        <w:t xml:space="preserve">알렉세이: 의사요. 시험을 통과한 의사만. 클리닉 230곳. 의사 1,900명.</w:t>
-      </w:r>
-    </w:p>
-    <w:p>
-      <w:pPr>
-        <w:pStyle w:val="BodyText"/>
-      </w:pPr>
-      <w:r>
-        <w:t xml:space="preserve">도윤: 이렇게 말해: 「그건 당신들 말이죠. 어떻게 증명해요? 서류로」.</w:t>
-      </w:r>
-    </w:p>
-    <w:p>
-      <w:pPr>
-        <w:pStyle w:val="BodyText"/>
-      </w:pPr>
-      <w:r>
-        <w:t xml:space="preserve">키릴: 서류가 아니라. 시스템으로. 주사기마다 — 코드. 코드마다 — 클리닉. 클리닉마다 — 시험 통과 의사 명단.</w:t>
+        <w:t xml:space="preserve">도윤: 료샤, 인사해. 우리 수출통제 법무 담당 한지수 씨야. 영어와 한국어를 하니까 내가 통역할게.</w:t>
+      </w:r>
+    </w:p>
+    <w:p>
+      <w:pPr>
+        <w:pStyle w:val="BodyText"/>
+      </w:pPr>
+      <w:r>
+        <w:t xml:space="preserve">한: 좋은 아침이에요. 이건 내가 직접 배웠고, 나머지는 도윤이 말할 거예요.</w:t>
+      </w:r>
+    </w:p>
+    <w:p>
+      <w:pPr>
+        <w:pStyle w:val="BodyText"/>
+      </w:pPr>
+      <w:r>
+        <w:t xml:space="preserve">알렉세이: 좋은 아침입니다, 한 변호사님. 준비됐어요. 올가 페트로브나, 이리나, 키릴 다 여기 있어요.</w:t>
+      </w:r>
+    </w:p>
+    <w:p>
+      <w:pPr>
+        <w:pStyle w:val="BodyText"/>
+      </w:pPr>
+      <w:r>
+        <w:t xml:space="preserve">도윤: 이렇게 말해: 「좋아요. 불편한 질문을 할 거예요, 그게 제 일이니까요. 서운해하지 마세요」.</w:t>
+      </w:r>
+    </w:p>
+    <w:p>
+      <w:pPr>
+        <w:pStyle w:val="BodyText"/>
+      </w:pPr>
+      <w:r>
+        <w:t xml:space="preserve">올가: 안 서운해해요. 우리에겐 니나 아르카디예브나가 있는데, 그분도 불편한 질문을 하거든요. 그래서 익숙해요.</w:t>
+      </w:r>
+    </w:p>
+    <w:p>
+      <w:pPr>
+        <w:pStyle w:val="BodyText"/>
+      </w:pPr>
+      <w:r>
+        <w:t xml:space="preserve">도윤: 첫 질문은 이거래: 「러시아에서 우리 젤의 최종 사용자는 누구인가요?」</w:t>
+      </w:r>
+    </w:p>
+    <w:p>
+      <w:pPr>
+        <w:pStyle w:val="BodyText"/>
+      </w:pPr>
+      <w:r>
+        <w:t xml:space="preserve">알렉세이: 의사요, 시험을 통과한 의사만이요. 클리닉 230곳, 의사 1,900명이에요.</w:t>
+      </w:r>
+    </w:p>
+    <w:p>
+      <w:pPr>
+        <w:pStyle w:val="BodyText"/>
+      </w:pPr>
+      <w:r>
+        <w:t xml:space="preserve">도윤: 이렇게 말해: 「그건 당신들 말이죠. 서류로는 어떻게 증명해요?」</w:t>
+      </w:r>
+    </w:p>
+    <w:p>
+      <w:pPr>
+        <w:pStyle w:val="BodyText"/>
+      </w:pPr>
+      <w:r>
+        <w:t xml:space="preserve">키릴: 서류가 아니라 시스템으로요. 주사기마다 코드가 있고, 코드마다 클리닉이 연결돼 있고, 클리닉마다 시험 통과 의사 명단이 있어요.</w:t>
       </w:r>
     </w:p>
     <w:p>
@@ -4211,7 +4211,7 @@
         <w:pStyle w:val="BodyText"/>
       </w:pPr>
       <w:r>
-        <w:t xml:space="preserve">키릴: 보여 드릴게요. 여기. 화면을 열게요. 이게 「출장」이에요.</w:t>
+        <w:t xml:space="preserve">키릴: 보여 드릴게요, 여기 화면을 열어요. 이 시스템 이름은 「출장」이에요.</w:t>
       </w:r>
     </w:p>
     <w:p>
@@ -4227,23 +4227,23 @@
         <w:pStyle w:val="BodyText"/>
       </w:pPr>
       <w:r>
-        <w:t xml:space="preserve">키릴: 출장 중에 만들었거든요. 노보시비르스크에서. 영하 35도.</w:t>
-      </w:r>
-    </w:p>
-    <w:p>
-      <w:pPr>
-        <w:pStyle w:val="BodyText"/>
-      </w:pPr>
-      <w:r>
-        <w:t xml:space="preserve">도윤: 이렇게 말해: 「이상한 이름이네요. 하지만 시스템은 — 흥미로워요. 계속하세요」.</w:t>
-      </w:r>
-    </w:p>
-    <w:p>
-      <w:pPr>
-        <w:pStyle w:val="BodyText"/>
-      </w:pPr>
-      <w:r>
-        <w:t xml:space="preserve">키릴: 준비됐어요. 아무 코드나 고르세요.</w:t>
+        <w:t xml:space="preserve">키릴: 영하 35도였던 노보시비르스크 출장 중에 만들었거든요.</w:t>
+      </w:r>
+    </w:p>
+    <w:p>
+      <w:pPr>
+        <w:pStyle w:val="BodyText"/>
+      </w:pPr>
+      <w:r>
+        <w:t xml:space="preserve">도윤: 이렇게 말해: 「이름은 이상하지만 시스템은 흥미롭네요. 계속하세요」.</w:t>
+      </w:r>
+    </w:p>
+    <w:p>
+      <w:pPr>
+        <w:pStyle w:val="BodyText"/>
+      </w:pPr>
+      <w:r>
+        <w:t xml:space="preserve">키릴: 준비됐어요. 원하시는 아무 코드나 고르세요.</w:t>
       </w:r>
     </w:p>
     <w:bookmarkEnd w:id="33"/>
@@ -4261,119 +4261,119 @@
         <w:pStyle w:val="FirstParagraph"/>
       </w:pPr>
       <w:r>
-        <w:t xml:space="preserve">도윤: 이렇게 말해: 「무작위 코드를 고를게요. 당신들이 아니라. 내가. 최근 배송분에서」. 번호를 불러.</w:t>
-      </w:r>
-    </w:p>
-    <w:p>
-      <w:pPr>
-        <w:pStyle w:val="BodyText"/>
-      </w:pPr>
-      <w:r>
-        <w:t xml:space="preserve">키릴: 입력해요. 로트 2502. 주사기 7412. 입고 — 카잔, 「이델메드」, 3월 3일. 출고 — 사피나 원장 클리닉, 10일. 사용 — 3월 14일. 날짜 셋 보이시죠? 세 사람이 각각 입력했어요.</w:t>
-      </w:r>
-    </w:p>
-    <w:p>
-      <w:pPr>
-        <w:pStyle w:val="BodyText"/>
-      </w:pPr>
-      <w:r>
-        <w:t xml:space="preserve">도윤: 물어: 「누가 주사했나요? 구체적으로」.</w:t>
-      </w:r>
-    </w:p>
-    <w:p>
-      <w:pPr>
-        <w:pStyle w:val="BodyText"/>
-      </w:pPr>
-      <w:r>
-        <w:t xml:space="preserve">키릴: 클리닉이 시술할 때 입력해요. 여기. 의사 — 사피나 굴나라 리나토브나. 인증서 41번. 시험 — 3년 전.</w:t>
-      </w:r>
-    </w:p>
-    <w:p>
-      <w:pPr>
-        <w:pStyle w:val="BodyText"/>
-      </w:pPr>
-      <w:r>
-        <w:t xml:space="preserve">도윤: 이렇게 말해: 「클리닉에 전화해 주세요. 지금. 내 앞에서. 의사가 실제로 있는지 듣고 싶어요」.</w:t>
-      </w:r>
-    </w:p>
-    <w:p>
-      <w:pPr>
-        <w:pStyle w:val="BodyText"/>
-      </w:pPr>
-      <w:r>
-        <w:t xml:space="preserve">알렉세이: 걸게요. 굴나라 리나토브나? 보론초프예요. 죄송해요. 세진에서 검사가 있어서요. 질문 하나 해도 될까요?</w:t>
-      </w:r>
-    </w:p>
-    <w:p>
-      <w:pPr>
-        <w:pStyle w:val="BodyText"/>
-      </w:pPr>
-      <w:r>
-        <w:t xml:space="preserve">사피나: 알렉세이 니콜라예비치? 래힘 이테게즈. 검사요? 무슨 검사요? 진료 중이에요.</w:t>
-      </w:r>
-    </w:p>
-    <w:p>
-      <w:pPr>
-        <w:pStyle w:val="BodyText"/>
-      </w:pPr>
-      <w:r>
-        <w:t xml:space="preserve">알렉세이: 주사기, 코드 7412. 14일에 시술하셨어요?</w:t>
-      </w:r>
-    </w:p>
-    <w:p>
-      <w:pPr>
-        <w:pStyle w:val="BodyText"/>
-      </w:pPr>
-      <w:r>
-        <w:t xml:space="preserve">사피나: 잠깐만요. 일지. 네. 14일. 환자 — 61세. 팔자 주름. 첫 시술. 다 괜찮아요. 어제 전화 왔어요 — 만족한대요.</w:t>
-      </w:r>
-    </w:p>
-    <w:p>
-      <w:pPr>
-        <w:pStyle w:val="BodyText"/>
-      </w:pPr>
-      <w:r>
-        <w:t xml:space="preserve">알렉세이: 고맙습니다. 일지는 — 종이예요?</w:t>
-      </w:r>
-    </w:p>
-    <w:p>
-      <w:pPr>
-        <w:pStyle w:val="BodyText"/>
-      </w:pPr>
-      <w:r>
-        <w:t xml:space="preserve">사피나: 종이요. 그리고 당신네 시스템에도. 이중으로. 루스템 갈림자노비치가 가르쳐 준 대로.</w:t>
-      </w:r>
-    </w:p>
-    <w:p>
-      <w:pPr>
-        <w:pStyle w:val="BodyText"/>
-      </w:pPr>
-      <w:r>
-        <w:t xml:space="preserve">도윤: 한 변호사님이 물어: 「의사예요? 판매상이 아니라?」</w:t>
-      </w:r>
-    </w:p>
-    <w:p>
-      <w:pPr>
-        <w:pStyle w:val="BodyText"/>
-      </w:pPr>
-      <w:r>
-        <w:t xml:space="preserve">사피나: 한국에서 오신 분께 전해 주세요: 난 30년 된 의사예요. 내가 파는 건 착착 곁들인 차뿐이에요. 내 환자들에게. 공짜로.</w:t>
-      </w:r>
-    </w:p>
-    <w:p>
-      <w:pPr>
-        <w:pStyle w:val="BodyText"/>
-      </w:pPr>
-      <w:r>
-        <w:t xml:space="preserve">도윤: 웃었어. 처음으로. 이렇게 말해: 「감사합니다, 원장님. 두 번째 코드」.</w:t>
-      </w:r>
-    </w:p>
-    <w:p>
-      <w:pPr>
-        <w:pStyle w:val="BodyText"/>
-      </w:pPr>
-      <w:r>
-        <w:t xml:space="preserve">키릴: 입력해요. 로트 2501. 주사기 308. 입고 — 페테르부르크. 「발트메드」. 출고 — 바인시테인 클리닉. 의사 — 이르마 사르키샨.</w:t>
+        <w:t xml:space="preserve">도윤: 이렇게 말해: 「무작위 코드는 당신들이 아니라 내가 고를게요, 최근 배송분에서」. 지금 번호를 불러.</w:t>
+      </w:r>
+    </w:p>
+    <w:p>
+      <w:pPr>
+        <w:pStyle w:val="BodyText"/>
+      </w:pPr>
+      <w:r>
+        <w:t xml:space="preserve">키릴: 입력해요. 로트 2502, 주사기 7412. 3월 3일 카잔 「이델메드」 입고, 10일 사피나 원장 클리닉 출고, 3월 14일 사용. 날짜 셋 보이시죠? 세 사람이 각각 입력했고, 각자 자기 날짜에 책임을 져요.</w:t>
+      </w:r>
+    </w:p>
+    <w:p>
+      <w:pPr>
+        <w:pStyle w:val="BodyText"/>
+      </w:pPr>
+      <w:r>
+        <w:t xml:space="preserve">도윤: 물어: 「정확히 누가 주사했나요? 구체적으로 말해 주세요」.</w:t>
+      </w:r>
+    </w:p>
+    <w:p>
+      <w:pPr>
+        <w:pStyle w:val="BodyText"/>
+      </w:pPr>
+      <w:r>
+        <w:t xml:space="preserve">키릴: 클리닉이 시술할 때 여기에 입력해요. 의사는 사피나 굴나라 리나토브나, 인증서 41번, 시험은 3년 전에 통과했어요.</w:t>
+      </w:r>
+    </w:p>
+    <w:p>
+      <w:pPr>
+        <w:pStyle w:val="BodyText"/>
+      </w:pPr>
+      <w:r>
+        <w:t xml:space="preserve">도윤: 이렇게 말해: 「지금 내 앞에서 클리닉에 전화해 주세요. 의사가 실제로 있는지 듣고 싶어요」.</w:t>
+      </w:r>
+    </w:p>
+    <w:p>
+      <w:pPr>
+        <w:pStyle w:val="BodyText"/>
+      </w:pPr>
+      <w:r>
+        <w:t xml:space="preserve">알렉세이: 걸게요. 굴나라 리나토브나? 보론초프예요, 번거롭게 해 드려 죄송해요. 세진에서 검사가 있어서요, 질문 하나 드려도 될까요?</w:t>
+      </w:r>
+    </w:p>
+    <w:p>
+      <w:pPr>
+        <w:pStyle w:val="BodyText"/>
+      </w:pPr>
+      <w:r>
+        <w:t xml:space="preserve">사피나: 알렉세이 니콜라예비치? 래힘 이테게즈. 검사요? 무슨 검사요? 나 지금 진료 중이에요.</w:t>
+      </w:r>
+    </w:p>
+    <w:p>
+      <w:pPr>
+        <w:pStyle w:val="BodyText"/>
+      </w:pPr>
+      <w:r>
+        <w:t xml:space="preserve">알렉세이: 코드 7412 주사기요, 14일에 시술하셨어요?</w:t>
+      </w:r>
+    </w:p>
+    <w:p>
+      <w:pPr>
+        <w:pStyle w:val="BodyText"/>
+      </w:pPr>
+      <w:r>
+        <w:t xml:space="preserve">사피나: 잠깐만요, 일지 볼게요. 네, 14일이에요. 환자는 61세, 팔자 주름, 첫 시술이에요. 다 잘됐고, 어제 전화 와서 만족한대요.</w:t>
+      </w:r>
+    </w:p>
+    <w:p>
+      <w:pPr>
+        <w:pStyle w:val="BodyText"/>
+      </w:pPr>
+      <w:r>
+        <w:t xml:space="preserve">알렉세이: 고맙습니다. 일지는 종이로 쓰세요?</w:t>
+      </w:r>
+    </w:p>
+    <w:p>
+      <w:pPr>
+        <w:pStyle w:val="BodyText"/>
+      </w:pPr>
+      <w:r>
+        <w:t xml:space="preserve">사피나: 종이로요, 그리고 당신네 시스템에도요. 루스템 갈림자노비치가 가르쳐 준 대로 이중으로 써요.</w:t>
+      </w:r>
+    </w:p>
+    <w:p>
+      <w:pPr>
+        <w:pStyle w:val="BodyText"/>
+      </w:pPr>
+      <w:r>
+        <w:t xml:space="preserve">도윤: 한 변호사님이 물어: 「정말 의사예요? 판매상이 아니라?」</w:t>
+      </w:r>
+    </w:p>
+    <w:p>
+      <w:pPr>
+        <w:pStyle w:val="BodyText"/>
+      </w:pPr>
+      <w:r>
+        <w:t xml:space="preserve">사피나: 한국에서 오신 분께 전해 주세요, 난 30년 된 의사라고요. 내가 파는 건 착착 곁들인 차뿐이고, 그것도 내 환자들에게 공짜로 줘요.</w:t>
+      </w:r>
+    </w:p>
+    <w:p>
+      <w:pPr>
+        <w:pStyle w:val="BodyText"/>
+      </w:pPr>
+      <w:r>
+        <w:t xml:space="preserve">도윤: 오늘 아침 처음으로 웃었어. 이렇게 말해: 「감사합니다, 원장님. 두 번째 코드로 가죠」.</w:t>
+      </w:r>
+    </w:p>
+    <w:p>
+      <w:pPr>
+        <w:pStyle w:val="BodyText"/>
+      </w:pPr>
+      <w:r>
+        <w:t xml:space="preserve">키릴: 입력해요. 로트 2501, 주사기 308. 페테르부르크 「발트메드」 입고, 바인시테인 클리닉 출고, 의사는 이르마 사르키샨이에요.</w:t>
       </w:r>
     </w:p>
     <w:p>
@@ -4389,47 +4389,47 @@
         <w:pStyle w:val="BodyText"/>
       </w:pPr>
       <w:r>
-        <w:t xml:space="preserve">알렉세이: 끝났어요. 고맙습니다. 래흐메트.</w:t>
-      </w:r>
-    </w:p>
-    <w:p>
-      <w:pPr>
-        <w:pStyle w:val="BodyText"/>
-      </w:pPr>
-      <w:r>
-        <w:t xml:space="preserve">도윤: 한 변호사님 말: 「좋아요. 페테르부르크는 전화 안 해도 돼요. 시스템이 작동하는 게 보여요. 이제 — 어려운 질문」.</w:t>
-      </w:r>
-    </w:p>
-    <w:p>
-      <w:pPr>
-        <w:pStyle w:val="BodyText"/>
-      </w:pPr>
-      <w:r>
-        <w:t xml:space="preserve">올가: 어려운 건 — 우리가 제일 좋아하는 거예요.</w:t>
-      </w:r>
-    </w:p>
-    <w:p>
-      <w:pPr>
-        <w:pStyle w:val="BodyText"/>
-      </w:pPr>
-      <w:r>
-        <w:t xml:space="preserve">이리나: 「어려운」 다음엔 보통 「불가능한」이 와요. 그것도 좋아해요.</w:t>
-      </w:r>
-    </w:p>
-    <w:p>
-      <w:pPr>
-        <w:pStyle w:val="BodyText"/>
-      </w:pPr>
-      <w:r>
-        <w:t xml:space="preserve">도윤: 이렇게 말해: 작년 노보시비르스크에서 주사기 36개가 마스터들에게 넘어갔다. 구세프 의사. 보고서를 읽었다고. 묻고 있어: 이게 다시 안 일어난다는 걸 어떻게 보장하나요? 1년 뒤가 아니라. 내일. 다른 도시에서.</w:t>
-      </w:r>
-    </w:p>
-    <w:p>
-      <w:pPr>
-        <w:pStyle w:val="BodyText"/>
-      </w:pPr>
-      <w:r>
-        <w:t xml:space="preserve">알렉세이: 보장 못 해요. 아무도 보장 못 해요. 우리가 보장하는 건 — 보게 된다는 거예요. 빨리. 그리고 잘라 낸다는 거.</w:t>
+        <w:t xml:space="preserve">알렉세이: 네, 끝났어요, 정말 고맙습니다. 래흐메트.</w:t>
+      </w:r>
+    </w:p>
+    <w:p>
+      <w:pPr>
+        <w:pStyle w:val="BodyText"/>
+      </w:pPr>
+      <w:r>
+        <w:t xml:space="preserve">도윤: 한 변호사님 말: 「좋아요, 페테르부르크는 전화 안 해도 돼요. 시스템이 작동하는 게 보여요. 이제 어려운 질문이에요」.</w:t>
+      </w:r>
+    </w:p>
+    <w:p>
+      <w:pPr>
+        <w:pStyle w:val="BodyText"/>
+      </w:pPr>
+      <w:r>
+        <w:t xml:space="preserve">올가: 어려운 질문은 우리가 제일 좋아하는 거예요, 한 변호사님.</w:t>
+      </w:r>
+    </w:p>
+    <w:p>
+      <w:pPr>
+        <w:pStyle w:val="BodyText"/>
+      </w:pPr>
+      <w:r>
+        <w:t xml:space="preserve">이리나: 「어려운」 다음엔 보통 「불가능한」이 오는데, 그것도 좋아해요.</w:t>
+      </w:r>
+    </w:p>
+    <w:p>
+      <w:pPr>
+        <w:pStyle w:val="BodyText"/>
+      </w:pPr>
+      <w:r>
+        <w:t xml:space="preserve">도윤: 이렇게 말해: 작년 노보시비르스크에서 구세프 의사를 통해 주사기 36개가 마스터들에게 넘어갔다, 보고서를 읽었다고. 묻고 있어: 이게 다시 안 일어난다는 걸 어떻게 보장하나요? 1년 뒤가 아니라 내일, 다른 도시에서요.</w:t>
+      </w:r>
+    </w:p>
+    <w:p>
+      <w:pPr>
+        <w:pStyle w:val="BodyText"/>
+      </w:pPr>
+      <w:r>
+        <w:t xml:space="preserve">알렉세이: 보장 못 해요, 아무도 그건 보장 못 하니까요. 우리가 보장하는 건 다른 거예요: 빨리 보고, 잘라 낸다는 거죠.</w:t>
       </w:r>
     </w:p>
     <w:p>
@@ -4445,47 +4445,47 @@
         <w:pStyle w:val="BodyText"/>
       </w:pPr>
       <w:r>
-        <w:t xml:space="preserve">키릴: 희망이 아니라. 데이터예요. 구세프 이후 — 매주 코드 대조. 상담선 더하기 판매. 마스터 쪽에서 코드가 나오면 — 당일 전화. 1년에 — 네 건. 전부 일주일 안에 찾았어요. 전부 — 잘라 냈어요.</w:t>
-      </w:r>
-    </w:p>
-    <w:p>
-      <w:pPr>
-        <w:pStyle w:val="BodyText"/>
-      </w:pPr>
-      <w:r>
-        <w:t xml:space="preserve">알렉세이: 네 건. 그리고 매번 우리가 직접 의사에게 전화했어요. 변호사를 통해서가 아니라.</w:t>
-      </w:r>
-    </w:p>
-    <w:p>
-      <w:pPr>
-        <w:pStyle w:val="BodyText"/>
-      </w:pPr>
-      <w:r>
-        <w:t xml:space="preserve">도윤: 물어: 「네 건? 왜 나는 몰랐죠?」</w:t>
-      </w:r>
-    </w:p>
-    <w:p>
-      <w:pPr>
-        <w:pStyle w:val="BodyText"/>
-      </w:pPr>
-      <w:r>
-        <w:t xml:space="preserve">올가: 안 물어보셨으니까요. 그리고 우린 숨기지 않았어요. 여기 보고서예요. 네 건 전부. 의사 이름과 함께. 날짜와 함께.</w:t>
-      </w:r>
-    </w:p>
-    <w:p>
-      <w:pPr>
-        <w:pStyle w:val="BodyText"/>
-      </w:pPr>
-      <w:r>
-        <w:t xml:space="preserve">도윤: 읽고 있어. 오래. 그러고는: 1년에 의사 네 명의 인증서를 취소했다고. 예상보다 많대. 보통 유통사들은 그런 걸 숨긴대. 아니면 「우리 의사가 아니다」라는 이유를 찾거나.</w:t>
-      </w:r>
-    </w:p>
-    <w:p>
-      <w:pPr>
-        <w:pStyle w:val="BodyText"/>
-      </w:pPr>
-      <w:r>
-        <w:t xml:space="preserve">이리나: 우리도 숨기고 싶었어요. 처음엔. 노보시비르스크에서. 그다음 마음을 바꿨어요.</w:t>
+        <w:t xml:space="preserve">키릴: 희망이 아니라 데이터예요. 구세프 이후 매주 상담선과 판매 코드를 대조해요. 마스터 쪽에서 코드가 나오면 당일에 전화해요. 1년에 네 건이 있었고, 전부 일주일 안에 찾았어요. 전부 잘라 냈어요.</w:t>
+      </w:r>
+    </w:p>
+    <w:p>
+      <w:pPr>
+        <w:pStyle w:val="BodyText"/>
+      </w:pPr>
+      <w:r>
+        <w:t xml:space="preserve">알렉세이: 네 건이요. 그리고 매번 변호사를 통해서가 아니라 우리가 직접 의사에게 전화했어요.</w:t>
+      </w:r>
+    </w:p>
+    <w:p>
+      <w:pPr>
+        <w:pStyle w:val="BodyText"/>
+      </w:pPr>
+      <w:r>
+        <w:t xml:space="preserve">도윤: 물어: 「네 건이요? 그런데 왜 나는 전혀 몰랐죠?」</w:t>
+      </w:r>
+    </w:p>
+    <w:p>
+      <w:pPr>
+        <w:pStyle w:val="BodyText"/>
+      </w:pPr>
+      <w:r>
+        <w:t xml:space="preserve">올가: 안 물어보셨으니까요. 그리고 우린 아무것도 숨기지 않았어요. 여기 보고서예요, 네 건 전부, 의사 이름과 날짜까지요.</w:t>
+      </w:r>
+    </w:p>
+    <w:p>
+      <w:pPr>
+        <w:pStyle w:val="BodyText"/>
+      </w:pPr>
+      <w:r>
+        <w:t xml:space="preserve">도윤: 오래 읽고 있어. 그러고는: 1년에 의사 네 명의 인증서를 취소했다니 예상보다 많대. 보통 유통사들은 그런 걸 숨기거나, 「우리 의사가 아니다」라는 이유를 찾는대. 이런 정직함은 드물다고 하셔.</w:t>
+      </w:r>
+    </w:p>
+    <w:p>
+      <w:pPr>
+        <w:pStyle w:val="BodyText"/>
+      </w:pPr>
+      <w:r>
+        <w:t xml:space="preserve">이리나: 우리도 처음엔, 노보시비르스크에서 숨기고 싶었어요. 그런데 마음을 바꿨어요.</w:t>
       </w:r>
     </w:p>
     <w:p>
@@ -4501,39 +4501,39 @@
         <w:pStyle w:val="BodyText"/>
       </w:pPr>
       <w:r>
-        <w:t xml:space="preserve">이리나: 프로호로프가 이렇게 말했거든요: 「제일 먼저 안 건 코드다」. 코드가 안다면 — 곧 모두가 알게 돼요. 차라리 — 우리한테서.</w:t>
-      </w:r>
-    </w:p>
-    <w:p>
-      <w:pPr>
-        <w:pStyle w:val="BodyText"/>
-      </w:pPr>
-      <w:r>
-        <w:t xml:space="preserve">올가: 프로호로프는 톰스크의 교수예요. 짧게 말하죠. 우린 받아 적어요.</w:t>
-      </w:r>
-    </w:p>
-    <w:p>
-      <w:pPr>
-        <w:pStyle w:val="BodyText"/>
-      </w:pPr>
-      <w:r>
-        <w:t xml:space="preserve">도윤: 이렇게 말해: 「좋아요. 이건 적어 둘게요. 좋은 답이에요. 이제 — 가장 어려운 질문. 카자흐스탄」.</w:t>
-      </w:r>
-    </w:p>
-    <w:p>
-      <w:pPr>
-        <w:pStyle w:val="BodyText"/>
-      </w:pPr>
-      <w:r>
-        <w:t xml:space="preserve">알렉세이: 카자흐스탄? 거긴 안 팔아요. 「아직은 아니다」.</w:t>
-      </w:r>
-    </w:p>
-    <w:p>
-      <w:pPr>
-        <w:pStyle w:val="BodyText"/>
-      </w:pPr>
-      <w:r>
-        <w:t xml:space="preserve">도윤: 이렇게 말해: 당신들이 카자흐스탄 은행에 계좌를 열었다. 2주 전에. 우리 은행이 그걸 봐 — 거기도 로봇이 있거든. 그리고 우리 은행이 세진에 물어: 젤이 카자흐스탄으로 가는 거 아니냐? 등록도 없이? 러시아를 거쳐서?</w:t>
+        <w:t xml:space="preserve">이리나: 프로호로프가 「제일 먼저 안 건 코드다」라고 했거든요. 코드가 안다면 곧 모두가 알게 되니, 차라리 우리한테서 듣는 게 나아요.</w:t>
+      </w:r>
+    </w:p>
+    <w:p>
+      <w:pPr>
+        <w:pStyle w:val="BodyText"/>
+      </w:pPr>
+      <w:r>
+        <w:t xml:space="preserve">올가: 프로호로프는 톰스크의 교수예요. 짧게 말하고, 우린 받아 적죠.</w:t>
+      </w:r>
+    </w:p>
+    <w:p>
+      <w:pPr>
+        <w:pStyle w:val="BodyText"/>
+      </w:pPr>
+      <w:r>
+        <w:t xml:space="preserve">도윤: 이렇게 말해: 「좋아요, 좋은 답이니 적어 둘게요. 이제 가장 어려운 질문이에요: 카자흐스탄」.</w:t>
+      </w:r>
+    </w:p>
+    <w:p>
+      <w:pPr>
+        <w:pStyle w:val="BodyText"/>
+      </w:pPr>
+      <w:r>
+        <w:t xml:space="preserve">알렉세이: 카자흐스탄이요? 거긴 안 팔아요. 우리 말로 「아직은 아니다」예요.</w:t>
+      </w:r>
+    </w:p>
+    <w:p>
+      <w:pPr>
+        <w:pStyle w:val="BodyText"/>
+      </w:pPr>
+      <w:r>
+        <w:t xml:space="preserve">도윤: 이렇게 말해: 2주 전에 당신들이 카자흐스탄 은행에 계좌를 열었다. 우리 은행이 그걸 본다, 거기도 로봇이 있거든. 그리고 우리 은행이 세진에 묻는다: 젤이 등록도 없이 러시아를 거쳐 카자흐스탄으로 가는 거 아니냐? 은행에겐 아주 심각한 질문이래.</w:t>
       </w:r>
     </w:p>
     <w:bookmarkEnd w:id="34"/>
@@ -4551,239 +4551,239 @@
         <w:pStyle w:val="FirstParagraph"/>
       </w:pPr>
       <w:r>
-        <w:t xml:space="preserve">올가: 계좌는 — 송금 전용이에요. 우리 은행이 또 멈추면. 그 계좌로는 주사기 한 개도 안 가요.</w:t>
-      </w:r>
-    </w:p>
-    <w:p>
-      <w:pPr>
-        <w:pStyle w:val="BodyText"/>
-      </w:pPr>
-      <w:r>
-        <w:t xml:space="preserve">도윤: 이렇게 말해: 계좌는 — 알겠다. 그런데 서류가 하나 더 있대. 세진에 보낸 요청서, 3월. 「교육용 주사기 10개 — 알마티, 아베노바 선생님께」. 묻고 있어: 이게 뭐예요? 설명해 주세요. 천천히.</w:t>
-      </w:r>
-    </w:p>
-    <w:p>
-      <w:pPr>
-        <w:pStyle w:val="BodyText"/>
-      </w:pPr>
-      <w:r>
-        <w:t xml:space="preserve">코르닐로바: 나예요. 내가 요청했어요. 디나라를 위해. 4월에 시험 보러 와요, 대기열로, 다른 사람들처럼. 집에서 연습하게 하고 싶었어요. 모형으로. 환자 없이. 열 개. 요청서도 내가 직접 썼어요. 손으로.</w:t>
-      </w:r>
-    </w:p>
-    <w:p>
-      <w:pPr>
-        <w:pStyle w:val="BodyText"/>
-      </w:pPr>
-      <w:r>
-        <w:t xml:space="preserve">도윤: 한 변호사님 말: 젤이 등록되지 않은 나라로 주사기 10개. 그건 재수출이다. 러시아를 거쳐서. 허가 없이. 세진에겐 수출통제 위반이다. 모형이든 환자든 상관없다. 법은 누구에게 주사하는지 보지 않는다.</w:t>
-      </w:r>
-    </w:p>
-    <w:p>
-      <w:pPr>
-        <w:pStyle w:val="BodyText"/>
-      </w:pPr>
-      <w:r>
-        <w:t xml:space="preserve">코르닐로바: 위반이요? 주사기 10개가? 모형용인데?</w:t>
-      </w:r>
-    </w:p>
-    <w:p>
-      <w:pPr>
-        <w:pStyle w:val="BodyText"/>
-      </w:pPr>
-      <w:r>
-        <w:t xml:space="preserve">도윤: 이렇게 말해: 주사기 10개든 1만 개든 — 법은 하나다. 우리 은행이 보면 — 러시아에서 오는 모든 송금을 막을 수 있다. 당신들 것만이 아니라. 러시아의 우리 고객 전부. 모형용 주사기 10개 때문에.</w:t>
-      </w:r>
-    </w:p>
-    <w:p>
-      <w:pPr>
-        <w:pStyle w:val="BodyText"/>
-      </w:pPr>
-      <w:r>
-        <w:t xml:space="preserve">올가: 잠깐만요. 주사기는 아직 안 나갔죠?</w:t>
-      </w:r>
-    </w:p>
-    <w:p>
-      <w:pPr>
-        <w:pStyle w:val="BodyText"/>
-      </w:pPr>
-      <w:r>
-        <w:t xml:space="preserve">키릴: 안 나갔어요. 창고에 있어요. 포돌스크. 출고는 — 금요일. 내가 잡아 뒀어요.</w:t>
-      </w:r>
-    </w:p>
-    <w:p>
-      <w:pPr>
-        <w:pStyle w:val="BodyText"/>
-      </w:pPr>
-      <w:r>
-        <w:t xml:space="preserve">알렉세이: 취소해요. 지금. 키릴, 취소해.</w:t>
-      </w:r>
-    </w:p>
-    <w:p>
-      <w:pPr>
-        <w:pStyle w:val="BodyText"/>
-      </w:pPr>
-      <w:r>
-        <w:t xml:space="preserve">키릴: 취소 중. 완료. 출고 취소됐어요. 주사기는 — 그대로예요.</w:t>
-      </w:r>
-    </w:p>
-    <w:p>
-      <w:pPr>
-        <w:pStyle w:val="BodyText"/>
-      </w:pPr>
-      <w:r>
-        <w:t xml:space="preserve">코르닐로바: 알렉세이 니콜라예비치… 내 실수예요. 난 의사예요. 모형만 생각했지. 법은 생각 안 했어요.</w:t>
-      </w:r>
-    </w:p>
-    <w:p>
-      <w:pPr>
-        <w:pStyle w:val="BodyText"/>
-      </w:pPr>
-      <w:r>
-        <w:t xml:space="preserve">올가: 내 실수이기도 해요. 요청서를 봤어요. 「교육용이면 판매가 아니지」 하고 넘어갔어요. 등록 20년. 알았어야 했어요.</w:t>
-      </w:r>
-    </w:p>
-    <w:p>
-      <w:pPr>
-        <w:pStyle w:val="BodyText"/>
-      </w:pPr>
-      <w:r>
-        <w:t xml:space="preserve">이리나: 내 실수도요. 출고 계획에서 봤어요. 묻지 않았어요.</w:t>
-      </w:r>
-    </w:p>
-    <w:p>
-      <w:pPr>
-        <w:pStyle w:val="BodyText"/>
-      </w:pPr>
-      <w:r>
-        <w:t xml:space="preserve">도윤: 한 변호사님 말: 「스스로 찾았어요? 아니면 내가 찾았어요?」</w:t>
-      </w:r>
-    </w:p>
-    <w:p>
-      <w:pPr>
-        <w:pStyle w:val="BodyText"/>
-      </w:pPr>
-      <w:r>
-        <w:t xml:space="preserve">알렉세이: 변호사님이 찾으셨어요. 솔직히. 우린 금요일에 보냈을 거예요.</w:t>
-      </w:r>
-    </w:p>
-    <w:p>
-      <w:pPr>
-        <w:pStyle w:val="BodyText"/>
-      </w:pPr>
-      <w:r>
-        <w:t xml:space="preserve">도윤: 이렇게 말해: 「솔직해서 다행이에요. 하지만 뭘 할지 보고 싶어요. 취소만이 아니라. 그다음을」.</w:t>
-      </w:r>
-    </w:p>
-    <w:p>
-      <w:pPr>
-        <w:pStyle w:val="BodyText"/>
-      </w:pPr>
-      <w:r>
-        <w:t xml:space="preserve">올가: 그다음은 — 제대로. 카자흐스탄엔 교육용 샘플 반입 절차가 있어요. 허가. 별도로. 국가 센터를 통해서. 오늘 알아볼게요.</w:t>
-      </w:r>
-    </w:p>
-    <w:p>
-      <w:pPr>
-        <w:pStyle w:val="BodyText"/>
-      </w:pPr>
-      <w:r>
-        <w:t xml:space="preserve">코르닐로바: 그럼 디나라는요? 연습 없이 오나요?</w:t>
-      </w:r>
-    </w:p>
-    <w:p>
-      <w:pPr>
-        <w:pStyle w:val="BodyText"/>
-      </w:pPr>
-      <w:r>
-        <w:t xml:space="preserve">알렉세이: 여기서 연습하게 하죠. 모스크바에서. 시험 일주일 전에. 우리 모형으로. 일주일 비용은 우리가 내요.</w:t>
-      </w:r>
-    </w:p>
-    <w:p>
-      <w:pPr>
-        <w:pStyle w:val="BodyText"/>
-      </w:pPr>
-      <w:r>
-        <w:t xml:space="preserve">이리나: 호텔 일주일 — 3만. 송금이 막히는 것보다 싸요. 훨씬.</w:t>
-      </w:r>
-    </w:p>
-    <w:p>
-      <w:pPr>
-        <w:pStyle w:val="BodyText"/>
-      </w:pPr>
-      <w:r>
-        <w:t xml:space="preserve">도윤: 한 변호사님이 물어: 「이런 요청이 또 있나요? 교육용? 샘플? 어디든 해외로?」</w:t>
-      </w:r>
-    </w:p>
-    <w:p>
-      <w:pPr>
-        <w:pStyle w:val="BodyText"/>
-      </w:pPr>
-      <w:r>
-        <w:t xml:space="preserve">키릴: 확인 중. 1년 치 출고 전부. 필터 — 「러시아 외」. 하나. 블라디보스토크 — 사할린. 러시아예요. 그러니까 — 0.</w:t>
-      </w:r>
-    </w:p>
-    <w:p>
-      <w:pPr>
-        <w:pStyle w:val="BodyText"/>
-      </w:pPr>
-      <w:r>
-        <w:t xml:space="preserve">도윤: 이렇게 말해: 「사할린은 러시아죠. 알아요. 확인 안 해도 됐어요. 하지만 확인해서 좋네요」.</w:t>
-      </w:r>
-    </w:p>
-    <w:p>
-      <w:pPr>
-        <w:pStyle w:val="BodyText"/>
-      </w:pPr>
-      <w:r>
-        <w:t xml:space="preserve">코르닐로바: 내가 말해도 될까요? 한 변호사님, 난 5년 동안 의사들에게 말해 왔어요: 「시험 없이는 — 안 된다」. 오늘 변호사님이 나에게 말했죠: 「허가 없이는 — 안 된다」. 같은 규칙이에요. 손이 아니라 나라에 대한 것일 뿐. 스스로 알아챘어야 했어요.</w:t>
-      </w:r>
-    </w:p>
-    <w:p>
-      <w:pPr>
-        <w:pStyle w:val="BodyText"/>
-      </w:pPr>
-      <w:r>
-        <w:t xml:space="preserve">도윤: 이렇게 말해: 「맞아요. 하나의 규칙. 다른 단어」. 선생님 말씀을 받아 적고 있어요.</w:t>
-      </w:r>
-    </w:p>
-    <w:p>
-      <w:pPr>
-        <w:pStyle w:val="BodyText"/>
-      </w:pPr>
-      <w:r>
-        <w:t xml:space="preserve">이리나: 질문해도 될까요? 주사기가 나갔다면 — 세진은 어떻게 됐을까요?</w:t>
-      </w:r>
-    </w:p>
-    <w:p>
-      <w:pPr>
-        <w:pStyle w:val="BodyText"/>
-      </w:pPr>
-      <w:r>
-        <w:t xml:space="preserve">도윤: 이렇게 말해: 벌금 — 있을 수도. 하지만 핵심은 — 위험 수출업체 명단. 빠져나오는 데 5년.</w:t>
-      </w:r>
-    </w:p>
-    <w:p>
-      <w:pPr>
-        <w:pStyle w:val="BodyText"/>
-      </w:pPr>
-      <w:r>
-        <w:t xml:space="preserve">알렉세이: 5년. 모형용 주사기 10개 때문에.</w:t>
-      </w:r>
-    </w:p>
-    <w:p>
-      <w:pPr>
-        <w:pStyle w:val="BodyText"/>
-      </w:pPr>
-      <w:r>
-        <w:t xml:space="preserve">도윤: 이렇게 말해: 그래서 불편한 질문을 하는 거래. 선의 때문에 아무도 명단에 오르지 않도록.</w:t>
-      </w:r>
-    </w:p>
-    <w:p>
-      <w:pPr>
-        <w:pStyle w:val="BodyText"/>
-      </w:pPr>
-      <w:r>
-        <w:t xml:space="preserve">알렉세이: 그럼 물어보세요. 우린 답할게요. 불편해도.</w:t>
+        <w:t xml:space="preserve">올가: 그 계좌는 우리 은행이 또 멈출 때를 위한 송금 전용이에요. 그 계좌로는 주사기 한 개도 안 갔어요.</w:t>
+      </w:r>
+    </w:p>
+    <w:p>
+      <w:pPr>
+        <w:pStyle w:val="BodyText"/>
+      </w:pPr>
+      <w:r>
+        <w:t xml:space="preserve">도윤: 이렇게 말해: 계좌는 알겠다. 그런데 서류가 하나 더 있대. 3월에 세진에 보낸 요청서: 「교육용 주사기 10개 — 알마티, 아베노바 선생님께」. 이게 뭔지 천천히 설명해 달래. 한 단어 한 단어 다 이해하고 싶으시대.</w:t>
+      </w:r>
+    </w:p>
+    <w:p>
+      <w:pPr>
+        <w:pStyle w:val="BodyText"/>
+      </w:pPr>
+      <w:r>
+        <w:t xml:space="preserve">코르닐로바: 그건 내가 디나라를 위해 요청한 거예요. 4월에 다른 사람들처럼 대기열로 시험 보러 와요. 집에서 환자 없이 모형으로 연습하게 하고 싶어서 열 개를 부탁했어요. 요청서도 내가 직접 손으로 썼어요.</w:t>
+      </w:r>
+    </w:p>
+    <w:p>
+      <w:pPr>
+        <w:pStyle w:val="BodyText"/>
+      </w:pPr>
+      <w:r>
+        <w:t xml:space="preserve">도윤: 한 변호사님 말: 젤이 등록되지 않은 나라로 주사기 10개가 간다. 그건 허가 없이 러시아를 거친 재수출이고, 세진에겐 수출통제 위반이다. 모형이든 환자든 상관없다, 법은 누구에게 주사하는지 보지 않으니까.</w:t>
+      </w:r>
+    </w:p>
+    <w:p>
+      <w:pPr>
+        <w:pStyle w:val="BodyText"/>
+      </w:pPr>
+      <w:r>
+        <w:t xml:space="preserve">코르닐로바: 위반이요? 모형용 주사기 10개가 위반이라고요?</w:t>
+      </w:r>
+    </w:p>
+    <w:p>
+      <w:pPr>
+        <w:pStyle w:val="BodyText"/>
+      </w:pPr>
+      <w:r>
+        <w:t xml:space="preserve">도윤: 이렇게 말해: 주사기 10개든 1만 개든 법은 하나다. 우리 은행이 그걸 보면, 당신들 것만이 아니라 러시아의 우리 고객 전부의 송금을 막을 수 있다. 그게 다 모형용 주사기 10개 때문이라고.</w:t>
+      </w:r>
+    </w:p>
+    <w:p>
+      <w:pPr>
+        <w:pStyle w:val="BodyText"/>
+      </w:pPr>
+      <w:r>
+        <w:t xml:space="preserve">올가: 잠깐만요, 주사기는 아직 안 나갔죠?</w:t>
+      </w:r>
+    </w:p>
+    <w:p>
+      <w:pPr>
+        <w:pStyle w:val="BodyText"/>
+      </w:pPr>
+      <w:r>
+        <w:t xml:space="preserve">키릴: 안 나갔어요, 포돌스크 창고에 있어요. 출고는 금요일로 잡혀 있고, 내가 직접 잡았어요.</w:t>
+      </w:r>
+    </w:p>
+    <w:p>
+      <w:pPr>
+        <w:pStyle w:val="BodyText"/>
+      </w:pPr>
+      <w:r>
+        <w:t xml:space="preserve">알렉세이: 취소해요. 지금. 키릴, 지금 바로 출고 취소해.</w:t>
+      </w:r>
+    </w:p>
+    <w:p>
+      <w:pPr>
+        <w:pStyle w:val="BodyText"/>
+      </w:pPr>
+      <w:r>
+        <w:t xml:space="preserve">키릴: 취소 중… 완료, 출고 취소됐고 주사기는 그대로 있어요.</w:t>
+      </w:r>
+    </w:p>
+    <w:p>
+      <w:pPr>
+        <w:pStyle w:val="BodyText"/>
+      </w:pPr>
+      <w:r>
+        <w:t xml:space="preserve">코르닐로바: 알렉세이 니콜라예비치… 내 실수예요. 난 의사라서 법이 아니라 모형만 생각했어요.</w:t>
+      </w:r>
+    </w:p>
+    <w:p>
+      <w:pPr>
+        <w:pStyle w:val="BodyText"/>
+      </w:pPr>
+      <w:r>
+        <w:t xml:space="preserve">올가: 내 실수이기도 해요. 요청서를 보고 「교육용이면 판매가 아니지」 했거든요. 등록 20년인데 알아채지 못했어요.</w:t>
+      </w:r>
+    </w:p>
+    <w:p>
+      <w:pPr>
+        <w:pStyle w:val="BodyText"/>
+      </w:pPr>
+      <w:r>
+        <w:t xml:space="preserve">이리나: 내 실수도요. 출고 계획에서 봤는데 아무것도 묻지 않았어요.</w:t>
+      </w:r>
+    </w:p>
+    <w:p>
+      <w:pPr>
+        <w:pStyle w:val="BodyText"/>
+      </w:pPr>
+      <w:r>
+        <w:t xml:space="preserve">도윤: 한 변호사님이 물어: 「스스로 찾았어요, 아니면 내가 찾았어요?」</w:t>
+      </w:r>
+    </w:p>
+    <w:p>
+      <w:pPr>
+        <w:pStyle w:val="BodyText"/>
+      </w:pPr>
+      <w:r>
+        <w:t xml:space="preserve">알렉세이: 솔직히 말하면 변호사님이 찾으셨어요. 우린 금요일에 보냈을 거예요.</w:t>
+      </w:r>
+    </w:p>
+    <w:p>
+      <w:pPr>
+        <w:pStyle w:val="BodyText"/>
+      </w:pPr>
+      <w:r>
+        <w:t xml:space="preserve">도윤: 이렇게 말해: 「솔직해서 다행이에요. 하지만 취소만이 아니라 그다음에 뭘 할지 보고 싶어요」.</w:t>
+      </w:r>
+    </w:p>
+    <w:p>
+      <w:pPr>
+        <w:pStyle w:val="BodyText"/>
+      </w:pPr>
+      <w:r>
+        <w:t xml:space="preserve">올가: 그다음은 제대로 해요. 카자흐스탄엔 교육용 샘플 반입 절차가 있는데, 국가 센터를 통한 별도 허가가 필요해요. 오늘 다 알아볼게요.</w:t>
+      </w:r>
+    </w:p>
+    <w:p>
+      <w:pPr>
+        <w:pStyle w:val="BodyText"/>
+      </w:pPr>
+      <w:r>
+        <w:t xml:space="preserve">코르닐로바: 그럼 디나라는요? 연습 없이 오는 거예요?</w:t>
+      </w:r>
+    </w:p>
+    <w:p>
+      <w:pPr>
+        <w:pStyle w:val="BodyText"/>
+      </w:pPr>
+      <w:r>
+        <w:t xml:space="preserve">알렉세이: 시험 일주일 전에 모스크바에 와서 우리 모형으로 연습하게 하죠. 그 일주일 비용은 우리가 내요.</w:t>
+      </w:r>
+    </w:p>
+    <w:p>
+      <w:pPr>
+        <w:pStyle w:val="BodyText"/>
+      </w:pPr>
+      <w:r>
+        <w:t xml:space="preserve">이리나: 호텔 일주일이 3만이에요. 송금이 막히는 것보다 훨씬 싸요.</w:t>
+      </w:r>
+    </w:p>
+    <w:p>
+      <w:pPr>
+        <w:pStyle w:val="BodyText"/>
+      </w:pPr>
+      <w:r>
+        <w:t xml:space="preserve">도윤: 한 변호사님이 물어: 「이런 요청이 또 있나요? 교육용이든 샘플이든 어디든 해외로요?」</w:t>
+      </w:r>
+    </w:p>
+    <w:p>
+      <w:pPr>
+        <w:pStyle w:val="BodyText"/>
+      </w:pPr>
+      <w:r>
+        <w:t xml:space="preserve">키릴: 「러시아 외」 필터로 1년 치 출고 전부 확인 중이에요. 하나 나왔어요: 블라디보스토크 — 사할린. 그런데 러시아니까 0이에요.</w:t>
+      </w:r>
+    </w:p>
+    <w:p>
+      <w:pPr>
+        <w:pStyle w:val="BodyText"/>
+      </w:pPr>
+      <w:r>
+        <w:t xml:space="preserve">도윤: 이렇게 말해: 「사할린은 러시아죠, 알아요, 확인 안 해도 됐어요. 하지만 확인해서 좋네요」.</w:t>
+      </w:r>
+    </w:p>
+    <w:p>
+      <w:pPr>
+        <w:pStyle w:val="BodyText"/>
+      </w:pPr>
+      <w:r>
+        <w:t xml:space="preserve">코르닐로바: 내가 말해도 될까요? 한 변호사님, 난 5년 동안 의사들에게 말해 왔어요: 「시험 없이는 — 안 된다」. 오늘 변호사님이 나에게 말했죠: 「허가 없이는 — 안 된다」. 손이 아니라 나라에 대한 것일 뿐, 같은 규칙이에요. 스스로 알아챘어야 했어요, 나야말로 늘 남들에게 그걸 요구하니까요.</w:t>
+      </w:r>
+    </w:p>
+    <w:p>
+      <w:pPr>
+        <w:pStyle w:val="BodyText"/>
+      </w:pPr>
+      <w:r>
+        <w:t xml:space="preserve">도윤: 이렇게 말해: 「맞아요, 하나의 규칙인데 단어만 다를 뿐이에요」. 선생님 말씀을 받아 적고 있어요.</w:t>
+      </w:r>
+    </w:p>
+    <w:p>
+      <w:pPr>
+        <w:pStyle w:val="BodyText"/>
+      </w:pPr>
+      <w:r>
+        <w:t xml:space="preserve">이리나: 질문해도 될까요? 주사기가 나갔다면 세진은 어떻게 됐을까요?</w:t>
+      </w:r>
+    </w:p>
+    <w:p>
+      <w:pPr>
+        <w:pStyle w:val="BodyText"/>
+      </w:pPr>
+      <w:r>
+        <w:t xml:space="preserve">도윤: 벌금이 있을 수도 있대. 하지만 핵심은 위험 수출업체 명단이고, 거기서 빠져나오는 데 5년이 걸린대.</w:t>
+      </w:r>
+    </w:p>
+    <w:p>
+      <w:pPr>
+        <w:pStyle w:val="BodyText"/>
+      </w:pPr>
+      <w:r>
+        <w:t xml:space="preserve">알렉세이: 5년이라… 모형용 주사기 10개 때문에…</w:t>
+      </w:r>
+    </w:p>
+    <w:p>
+      <w:pPr>
+        <w:pStyle w:val="BodyText"/>
+      </w:pPr>
+      <w:r>
+        <w:t xml:space="preserve">도윤: 그래서 불편한 질문을 하는 거래. 선의 때문에 아무도 명단에 오르지 않도록.</w:t>
+      </w:r>
+    </w:p>
+    <w:p>
+      <w:pPr>
+        <w:pStyle w:val="BodyText"/>
+      </w:pPr>
+      <w:r>
+        <w:t xml:space="preserve">알렉세이: 그럼 물어보세요, 한 변호사님. 불편해도 우린 답할게요.</w:t>
       </w:r>
     </w:p>
     <w:bookmarkEnd w:id="35"/>
@@ -4801,199 +4801,199 @@
         <w:pStyle w:val="FirstParagraph"/>
       </w:pPr>
       <w:r>
-        <w:t xml:space="preserve">도윤: 한 변호사님이 서명할 준비가 됐어. 하지만 조건이 있대. 셋.</w:t>
-      </w:r>
-    </w:p>
-    <w:p>
-      <w:pPr>
-        <w:pStyle w:val="BodyText"/>
-      </w:pPr>
-      <w:r>
-        <w:t xml:space="preserve">올가: 셋. 늘 그렇듯. 들어 보죠.</w:t>
-      </w:r>
-    </w:p>
-    <w:p>
-      <w:pPr>
-        <w:pStyle w:val="BodyText"/>
-      </w:pPr>
-      <w:r>
-        <w:t xml:space="preserve">도윤: 첫째. 「배송분마다 최종 사용자 확인서. 클리닉 명단. 대표이사 서명. 당신 서명이요, 알렉세이」.</w:t>
-      </w:r>
-    </w:p>
-    <w:p>
-      <w:pPr>
-        <w:pStyle w:val="BodyText"/>
-      </w:pPr>
-      <w:r>
-        <w:t xml:space="preserve">알렉세이: 내 서명. 매달. 동의해요.</w:t>
-      </w:r>
-    </w:p>
-    <w:p>
-      <w:pPr>
-        <w:pStyle w:val="BodyText"/>
-      </w:pPr>
-      <w:r>
-        <w:t xml:space="preserve">도윤: 둘째. 「파트너마다 계약서에 조항: 재수출 금지. 판매로도, 샘플로도, 선물로도. 위반 — 계약 해지」.</w:t>
-      </w:r>
-    </w:p>
-    <w:p>
-      <w:pPr>
-        <w:pStyle w:val="BodyText"/>
-      </w:pPr>
-      <w:r>
-        <w:t xml:space="preserve">올가: 계약 다섯. 추가 합의서 다섯. 오늘 시작할게요. 마리나가 첫 번째예요. 조항을 좋아하니까.</w:t>
-      </w:r>
-    </w:p>
-    <w:p>
-      <w:pPr>
-        <w:pStyle w:val="BodyText"/>
-      </w:pPr>
-      <w:r>
-        <w:t xml:space="preserve">도윤: 셋째. 이렇게 말해: 「분기마다 — 무작위 검사. 오늘처럼. 코드 셋. 전화 셋. 예고 없이」.</w:t>
-      </w:r>
-    </w:p>
-    <w:p>
-      <w:pPr>
-        <w:pStyle w:val="BodyText"/>
-      </w:pPr>
-      <w:r>
-        <w:t xml:space="preserve">키릴: 예고 없이요? 의사가 시술 중이면요? 오늘 사피나처럼?</w:t>
-      </w:r>
-    </w:p>
-    <w:p>
-      <w:pPr>
-        <w:pStyle w:val="BodyText"/>
-      </w:pPr>
-      <w:r>
-        <w:t xml:space="preserve">도윤: 이렇게 말해: 「그럼 의사가 「시술 중이에요. 다시 걸어 주세요」라고 하겠죠. 그것도 답이에요. 시술 중인 의사는 — 존재하는 거니까」.</w:t>
-      </w:r>
-    </w:p>
-    <w:p>
-      <w:pPr>
-        <w:pStyle w:val="BodyText"/>
-      </w:pPr>
-      <w:r>
-        <w:t xml:space="preserve">알렉세이: 좋아요. 세 조건 — 예. 셋 다.</w:t>
-      </w:r>
-    </w:p>
-    <w:p>
-      <w:pPr>
-        <w:pStyle w:val="BodyText"/>
-      </w:pPr>
-      <w:r>
-        <w:t xml:space="preserve">도윤: 하나 더 있대. 조건은 아니고. 개인적인 거.</w:t>
-      </w:r>
-    </w:p>
-    <w:p>
-      <w:pPr>
-        <w:pStyle w:val="BodyText"/>
-      </w:pPr>
-      <w:r>
-        <w:t xml:space="preserve">알렉세이: 듣고 있어요.</w:t>
-      </w:r>
-    </w:p>
-    <w:p>
-      <w:pPr>
-        <w:pStyle w:val="BodyText"/>
-      </w:pPr>
-      <w:r>
-        <w:t xml:space="preserve">도윤: 「세진 유통사 열여섯 곳을 검사했어요. 열두 나라에서. 당신들이 처음이에요 — 프레젠테이션이 아니라 시스템을 보여 준 곳. 취소된 인증서를 스스로 말한 곳. 그리고 내 앞에서 다투지 않고 출고를 취소한 곳」.</w:t>
-      </w:r>
-    </w:p>
-    <w:p>
-      <w:pPr>
-        <w:pStyle w:val="BodyText"/>
-      </w:pPr>
-      <w:r>
-        <w:t xml:space="preserve">올가: 다투지 않고? 다툴 수도 있었어요?</w:t>
-      </w:r>
-    </w:p>
-    <w:p>
-      <w:pPr>
-        <w:pStyle w:val="BodyText"/>
-      </w:pPr>
-      <w:r>
-        <w:t xml:space="preserve">도윤: 이렇게 말해: 보통은 다툰대. 한 시간, 때론 두 시간. 이렇게 말한대: 「교육용이잖아요. 열 개잖아요. 좋은 의사를 위한 거잖아요」. 그 말을 열한 번 들었대. 열한 나라에서. 여기가 열두 번째 나라. 그리고 다투지 않은 첫 번째.</w:t>
-      </w:r>
-    </w:p>
-    <w:p>
-      <w:pPr>
-        <w:pStyle w:val="BodyText"/>
-      </w:pPr>
-      <w:r>
-        <w:t xml:space="preserve">코르닐로바: 나도 다투고 싶었어요. 3초쯤. 그러다 구세프가 생각났어요.</w:t>
-      </w:r>
-    </w:p>
-    <w:p>
-      <w:pPr>
-        <w:pStyle w:val="BodyText"/>
-      </w:pPr>
-      <w:r>
-        <w:t xml:space="preserve">도윤: 이렇게 말해: 「선생님, 정직하시네요. 침묵하시는 모습에서 보여요」.</w:t>
-      </w:r>
-    </w:p>
-    <w:p>
-      <w:pPr>
-        <w:pStyle w:val="BodyText"/>
-      </w:pPr>
-      <w:r>
-        <w:t xml:space="preserve">코르닐로바: 그런 말을 듣는 건 평생 두 번째예요. 첫 번째는 — 할머니. 노릴스크에서.</w:t>
-      </w:r>
-    </w:p>
-    <w:p>
-      <w:pPr>
-        <w:pStyle w:val="BodyText"/>
-      </w:pPr>
-      <w:r>
-        <w:t xml:space="preserve">도윤: 서명했어. 확인서 승인. 첫 번째. 이렇게 말해: 「이게 모든 나라의 모범이 될 거예요」.</w:t>
-      </w:r>
-    </w:p>
-    <w:p>
-      <w:pPr>
-        <w:pStyle w:val="BodyText"/>
-      </w:pPr>
-      <w:r>
-        <w:t xml:space="preserve">이리나: 모범. 일주일에 두 번째예요. 은행은 — 「모범적인 서류」. 세진은 — 「모범적인 확인서」.</w:t>
-      </w:r>
-    </w:p>
-    <w:p>
-      <w:pPr>
-        <w:pStyle w:val="BodyText"/>
-      </w:pPr>
-      <w:r>
-        <w:t xml:space="preserve">올가: 적어요. 이 단어가 좋아지기 시작했어요.</w:t>
-      </w:r>
-    </w:p>
-    <w:p>
-      <w:pPr>
-        <w:pStyle w:val="BodyText"/>
-      </w:pPr>
-      <w:r>
-        <w:t xml:space="preserve">키릴: 나도 적고 있어요. 벌써 세 번째예요. 곧 법칙이 되겠어요.</w:t>
-      </w:r>
-    </w:p>
-    <w:p>
-      <w:pPr>
-        <w:pStyle w:val="BodyText"/>
-      </w:pPr>
-      <w:r>
-        <w:t xml:space="preserve">도윤: 한 변호사님의 마지막 말. 키릴에게 전해 달래: 「출장」이라는 이름은 — 별로다. 하지만 바꾸지 마라.</w:t>
-      </w:r>
-    </w:p>
-    <w:p>
-      <w:pPr>
-        <w:pStyle w:val="BodyText"/>
-      </w:pPr>
-      <w:r>
-        <w:t xml:space="preserve">키릴: 안 바꿔요. 올가 페트로브나도 같은 말씀을 하세요. 바보 같은 중요한 단어에 대해.</w:t>
-      </w:r>
-    </w:p>
-    <w:p>
-      <w:pPr>
-        <w:pStyle w:val="BodyText"/>
-      </w:pPr>
-      <w:r>
-        <w:t xml:space="preserve">도윤: 이렇게 말해: 이름이 별로인 좋은 시스템이 더 오래 산다고.</w:t>
+        <w:t xml:space="preserve">도윤: 한 변호사님이 서명할 준비가 됐는데, 조건이 세 가지 있대.</w:t>
+      </w:r>
+    </w:p>
+    <w:p>
+      <w:pPr>
+        <w:pStyle w:val="BodyText"/>
+      </w:pPr>
+      <w:r>
+        <w:t xml:space="preserve">올가: 늘 그렇듯 세 가지네요. 들어 볼게요.</w:t>
+      </w:r>
+    </w:p>
+    <w:p>
+      <w:pPr>
+        <w:pStyle w:val="BodyText"/>
+      </w:pPr>
+      <w:r>
+        <w:t xml:space="preserve">도윤: 첫째: 「배송분마다 클리닉 명단과 대표이사 서명이 있는 최종 사용자 확인서. 그러니까 당신 서명이요, 알렉세이」.</w:t>
+      </w:r>
+    </w:p>
+    <w:p>
+      <w:pPr>
+        <w:pStyle w:val="BodyText"/>
+      </w:pPr>
+      <w:r>
+        <w:t xml:space="preserve">알렉세이: 내 서명으로, 매달요. 동의해요.</w:t>
+      </w:r>
+    </w:p>
+    <w:p>
+      <w:pPr>
+        <w:pStyle w:val="BodyText"/>
+      </w:pPr>
+      <w:r>
+        <w:t xml:space="preserve">도윤: 둘째: 「파트너마다 계약서에 재수출 금지 조항 — 판매로도, 샘플로도, 선물로도. 위반하면 계약 해지」.</w:t>
+      </w:r>
+    </w:p>
+    <w:p>
+      <w:pPr>
+        <w:pStyle w:val="BodyText"/>
+      </w:pPr>
+      <w:r>
+        <w:t xml:space="preserve">올가: 계약 다섯 개면 추가 합의서도 다섯 개죠. 오늘 시작할게요. 마리나가 첫 번째예요, 조항을 좋아하니까요.</w:t>
+      </w:r>
+    </w:p>
+    <w:p>
+      <w:pPr>
+        <w:pStyle w:val="BodyText"/>
+      </w:pPr>
+      <w:r>
+        <w:t xml:space="preserve">도윤: 셋째. 이렇게 말해: 「분기마다 오늘처럼 무작위 검사. 코드 셋, 전화 셋, 예고 없이」.</w:t>
+      </w:r>
+    </w:p>
+    <w:p>
+      <w:pPr>
+        <w:pStyle w:val="BodyText"/>
+      </w:pPr>
+      <w:r>
+        <w:t xml:space="preserve">키릴: 예고 없이요? 오늘 사피나처럼 의사가 시술 중이면요?</w:t>
+      </w:r>
+    </w:p>
+    <w:p>
+      <w:pPr>
+        <w:pStyle w:val="BodyText"/>
+      </w:pPr>
+      <w:r>
+        <w:t xml:space="preserve">도윤: 이렇게 말해: 「그럼 의사가 「시술 중이에요, 다시 걸어 주세요」라고 하겠죠. 그것도 답이에요. 시술 중인 의사는 존재하는 거니까요」.</w:t>
+      </w:r>
+    </w:p>
+    <w:p>
+      <w:pPr>
+        <w:pStyle w:val="BodyText"/>
+      </w:pPr>
+      <w:r>
+        <w:t xml:space="preserve">알렉세이: 좋아요. 세 조건 모두에 「예」라고 답할게요.</w:t>
+      </w:r>
+    </w:p>
+    <w:p>
+      <w:pPr>
+        <w:pStyle w:val="BodyText"/>
+      </w:pPr>
+      <w:r>
+        <w:t xml:space="preserve">도윤: 하나 더 하고 싶은 말이 있대. 조건이 아니라 개인적인 거래.</w:t>
+      </w:r>
+    </w:p>
+    <w:p>
+      <w:pPr>
+        <w:pStyle w:val="BodyText"/>
+      </w:pPr>
+      <w:r>
+        <w:t xml:space="preserve">알렉세이: 물론이죠, 듣고 있어요, 한 변호사님.</w:t>
+      </w:r>
+    </w:p>
+    <w:p>
+      <w:pPr>
+        <w:pStyle w:val="BodyText"/>
+      </w:pPr>
+      <w:r>
+        <w:t xml:space="preserve">도윤: 「열두 나라에서 세진 유통사 열여섯 곳을 검사했어요. 프레젠테이션이 아니라 시스템을 보여 준 건 당신들이 처음이에요. 취소된 인증서를 스스로 말한 것도, 내 앞에서 다투지 않고 출고를 취소한 것도 처음이에요」.</w:t>
+      </w:r>
+    </w:p>
+    <w:p>
+      <w:pPr>
+        <w:pStyle w:val="BodyText"/>
+      </w:pPr>
+      <w:r>
+        <w:t xml:space="preserve">올가: 다투지 않고요? 다툴 수도 있었어요?</w:t>
+      </w:r>
+    </w:p>
+    <w:p>
+      <w:pPr>
+        <w:pStyle w:val="BodyText"/>
+      </w:pPr>
+      <w:r>
+        <w:t xml:space="preserve">도윤: 보통은 한 시간, 때론 두 시간을 다툰대. 이렇게 말한대: 「교육용이잖아요, 겨우 열 개잖아요, 좋은 의사를 위한 거잖아요」. 열한 나라에서 그 말을 열한 번 들었대. 여기가 열두 번째 나라고, 다투지 않은 첫 번째래.</w:t>
+      </w:r>
+    </w:p>
+    <w:p>
+      <w:pPr>
+        <w:pStyle w:val="BodyText"/>
+      </w:pPr>
+      <w:r>
+        <w:t xml:space="preserve">코르닐로바: 나도 3초쯤 다투고 싶었어요. 그러다 구세프가 생각나서 입을 다물었죠.</w:t>
+      </w:r>
+    </w:p>
+    <w:p>
+      <w:pPr>
+        <w:pStyle w:val="BodyText"/>
+      </w:pPr>
+      <w:r>
+        <w:t xml:space="preserve">도윤: 이렇게 말해: 「선생님, 정직한 분이시네요. 침묵하시는 모습에서 보여요」.</w:t>
+      </w:r>
+    </w:p>
+    <w:p>
+      <w:pPr>
+        <w:pStyle w:val="BodyText"/>
+      </w:pPr>
+      <w:r>
+        <w:t xml:space="preserve">코르닐로바: 그런 말을 듣는 건 평생 두 번째예요. 처음엔 노릴스크에서 할머니가 그러셨죠.</w:t>
+      </w:r>
+    </w:p>
+    <w:p>
+      <w:pPr>
+        <w:pStyle w:val="BodyText"/>
+      </w:pPr>
+      <w:r>
+        <w:t xml:space="preserve">도윤: 서명했고, 첫 확인서가 승인됐어. 이렇게 말해: 「이 확인서가 모든 나라의 모범이 될 거예요」.</w:t>
+      </w:r>
+    </w:p>
+    <w:p>
+      <w:pPr>
+        <w:pStyle w:val="BodyText"/>
+      </w:pPr>
+      <w:r>
+        <w:t xml:space="preserve">이리나: 모범이라니, 일주일에 두 번째예요. 은행은 「모범적인 서류」, 이제 세진은 「모범적인 확인서」.</w:t>
+      </w:r>
+    </w:p>
+    <w:p>
+      <w:pPr>
+        <w:pStyle w:val="BodyText"/>
+      </w:pPr>
+      <w:r>
+        <w:t xml:space="preserve">올가: 적을게요. 이 단어가 좋아지기 시작한 것 같아요.</w:t>
+      </w:r>
+    </w:p>
+    <w:p>
+      <w:pPr>
+        <w:pStyle w:val="BodyText"/>
+      </w:pPr>
+      <w:r>
+        <w:t xml:space="preserve">키릴: 나도 적고 있어요, 벌써 세 번째예요. 곧 법칙이 되겠어요.</w:t>
+      </w:r>
+    </w:p>
+    <w:p>
+      <w:pPr>
+        <w:pStyle w:val="BodyText"/>
+      </w:pPr>
+      <w:r>
+        <w:t xml:space="preserve">도윤: 그리고 한 변호사님의 마지막 말. 키릴에게 「출장」이라는 이름은 별로지만 바꾸지 말라고 전해 달래.</w:t>
+      </w:r>
+    </w:p>
+    <w:p>
+      <w:pPr>
+        <w:pStyle w:val="BodyText"/>
+      </w:pPr>
+      <w:r>
+        <w:t xml:space="preserve">키릴: 안 바꿀게요. 올가 페트로브나도 바보 같지만 중요한 단어에 대해 같은 말씀을 하세요.</w:t>
+      </w:r>
+    </w:p>
+    <w:p>
+      <w:pPr>
+        <w:pStyle w:val="BodyText"/>
+      </w:pPr>
+      <w:r>
+        <w:t xml:space="preserve">도윤: 이름이 별로인 좋은 시스템이 더 오래 산대.</w:t>
       </w:r>
     </w:p>
     <w:bookmarkEnd w:id="36"/>
@@ -5011,119 +5011,119 @@
         <w:pStyle w:val="FirstParagraph"/>
       </w:pPr>
       <w:r>
-        <w:t xml:space="preserve">알렉세이: 이리나, 아직 있어요? 다 갔어요. 올가 페트로브나까지.</w:t>
-      </w:r>
-    </w:p>
-    <w:p>
-      <w:pPr>
-        <w:pStyle w:val="BodyText"/>
-      </w:pPr>
-      <w:r>
-        <w:t xml:space="preserve">이리나: 계산 중이에요. 유예 — 있음. 세진 할인 — 있음. 파트너 — 있음. 가격 — 7. 다 좋아요.</w:t>
-      </w:r>
-    </w:p>
-    <w:p>
-      <w:pPr>
-        <w:pStyle w:val="BodyText"/>
-      </w:pPr>
-      <w:r>
-        <w:t xml:space="preserve">알렉세이: 그럼 얼굴이 왜 그래요?</w:t>
-      </w:r>
-    </w:p>
-    <w:p>
-      <w:pPr>
-        <w:pStyle w:val="BodyText"/>
-      </w:pPr>
-      <w:r>
-        <w:t xml:space="preserve">이리나: 이건 전부 — 지난 차액 얘기니까요. 이미 일어난 일. 그런데 루블은 돌아오지 않았어요. 오늘 128. 그리고 은행들은 오래갈 거래요. 옛 구멍은 막았어요. 그런데 새 구멍이 매달 열려요. 조용히.</w:t>
-      </w:r>
-    </w:p>
-    <w:p>
-      <w:pPr>
-        <w:pStyle w:val="BodyText"/>
-      </w:pPr>
-      <w:r>
-        <w:t xml:space="preserve">알렉세이: 오래 — 얼마나요?</w:t>
-      </w:r>
-    </w:p>
-    <w:p>
-      <w:pPr>
-        <w:pStyle w:val="BodyText"/>
-      </w:pPr>
-      <w:r>
-        <w:t xml:space="preserve">이리나: 1년. 어쩌면 2년. 우린 달러로 내요. 매달 400만 마이너스. 할인을 다 받고도. 한도 대출은 여름까지 버텨요.</w:t>
-      </w:r>
-    </w:p>
-    <w:p>
-      <w:pPr>
-        <w:pStyle w:val="BodyText"/>
-      </w:pPr>
-      <w:r>
-        <w:t xml:space="preserve">알렉세이: 여름 이후엔요?</w:t>
-      </w:r>
-    </w:p>
-    <w:p>
-      <w:pPr>
-        <w:pStyle w:val="BodyText"/>
-      </w:pPr>
-      <w:r>
-        <w:t xml:space="preserve">이리나: 여름 이후엔 — 비용을 줄여야 해요. 제일 큰 항목은 — 사람. 85명. 인건비가 — 비용의 60퍼센트.</w:t>
-      </w:r>
-    </w:p>
-    <w:p>
-      <w:pPr>
-        <w:pStyle w:val="BodyText"/>
-      </w:pPr>
-      <w:r>
-        <w:t xml:space="preserve">알렉세이: 이리나. 그 말은…</w:t>
-      </w:r>
-    </w:p>
-    <w:p>
-      <w:pPr>
-        <w:pStyle w:val="BodyText"/>
-      </w:pPr>
-      <w:r>
-        <w:t xml:space="preserve">이리나: 원하지 않아요. 계산하는 거예요. 85명 중 15명. 연말까지 구멍을 막아요. 러시아어로는 「인원 감축」이라고 하죠. 올가 페트로브나가 「부득이하게」를 싫어하는 것보다 더 이 말이 싫어요. 하지만 그런 말이 있어요.</w:t>
-      </w:r>
-    </w:p>
-    <w:p>
-      <w:pPr>
-        <w:pStyle w:val="BodyText"/>
-      </w:pPr>
-      <w:r>
-        <w:t xml:space="preserve">알렉세이: 15명. 1년 전에 우리에게 온 사람들 중에서. 알랴. 안톤. 강사들.</w:t>
-      </w:r>
-    </w:p>
-    <w:p>
-      <w:pPr>
-        <w:pStyle w:val="BodyText"/>
-      </w:pPr>
-      <w:r>
-        <w:t xml:space="preserve">이리나: 꼭 그 사람들은 아니에요. 하지만 누군가는. 15명. 월요일에 숫자를 책상에 올려 둘게요. 숫자만. 명단 없이. 명단은 — 당신의 결정이에요. 내 게 아니라. 난 재무 이사지, 판사가 아니에요.</w:t>
-      </w:r>
-    </w:p>
-    <w:p>
-      <w:pPr>
-        <w:pStyle w:val="BodyText"/>
-      </w:pPr>
-      <w:r>
-        <w:t xml:space="preserve">알렉세이: 올려 두지 마요. 함께 논의해요. 셋이서. 그리고 난 「아니요」라고 할 거예요.</w:t>
-      </w:r>
-    </w:p>
-    <w:p>
-      <w:pPr>
-        <w:pStyle w:val="BodyText"/>
-      </w:pPr>
-      <w:r>
-        <w:t xml:space="preserve">이리나: 하시겠죠. 알아요. 그래서 숫자부터 시작했어요. 숫자는 「아니요」를 들어도 서운해하지 않으니까.</w:t>
-      </w:r>
-    </w:p>
-    <w:p>
-      <w:pPr>
-        <w:pStyle w:val="BodyText"/>
-      </w:pPr>
-      <w:r>
-        <w:t xml:space="preserve">알렉세이: 좋아요. 월요일. 셋이서. 차와 함께. 카잔처럼.</w:t>
+        <w:t xml:space="preserve">알렉세이: 이리나, 아직 있어요? 다 갔어요, 올가 페트로브나까지도요.</w:t>
+      </w:r>
+    </w:p>
+    <w:p>
+      <w:pPr>
+        <w:pStyle w:val="BodyText"/>
+      </w:pPr>
+      <w:r>
+        <w:t xml:space="preserve">이리나: 계산 중이에요. 유예 있고, 세진 할인 있고, 파트너들도 있고, 가격은 7이에요. 다 좋은 것 같아요.</w:t>
+      </w:r>
+    </w:p>
+    <w:p>
+      <w:pPr>
+        <w:pStyle w:val="BodyText"/>
+      </w:pPr>
+      <w:r>
+        <w:t xml:space="preserve">알렉세이: 다 좋다면서 얼굴은 왜 그래요?</w:t>
+      </w:r>
+    </w:p>
+    <w:p>
+      <w:pPr>
+        <w:pStyle w:val="BodyText"/>
+      </w:pPr>
+      <w:r>
+        <w:t xml:space="preserve">이리나: 이건 전부 지난 차액, 이미 일어난 일 얘기니까요. 그런데 루블은 돌아오지 않았어요. 오늘 128이고, 은행들은 오래갈 거래요. 옛 구멍은 막았지만 새 구멍이 매달 조용히, 눈에 안 띄게 열려요.</w:t>
+      </w:r>
+    </w:p>
+    <w:p>
+      <w:pPr>
+        <w:pStyle w:val="BodyText"/>
+      </w:pPr>
+      <w:r>
+        <w:t xml:space="preserve">알렉세이: 오래라면 얼마나요?</w:t>
+      </w:r>
+    </w:p>
+    <w:p>
+      <w:pPr>
+        <w:pStyle w:val="BodyText"/>
+      </w:pPr>
+      <w:r>
+        <w:t xml:space="preserve">이리나: 1년, 어쩌면 2년이요. 우린 달러로 내니까 할인을 다 받고도 매달 400만 마이너스예요. 한도 대출은 여름까지 버텨요.</w:t>
+      </w:r>
+    </w:p>
+    <w:p>
+      <w:pPr>
+        <w:pStyle w:val="BodyText"/>
+      </w:pPr>
+      <w:r>
+        <w:t xml:space="preserve">알렉세이: 그럼 여름 이후엔 어떻게 돼요?</w:t>
+      </w:r>
+    </w:p>
+    <w:p>
+      <w:pPr>
+        <w:pStyle w:val="BodyText"/>
+      </w:pPr>
+      <w:r>
+        <w:t xml:space="preserve">이리나: 여름 이후엔 비용을 줄여야 하는데, 제일 큰 항목이 사람이에요. 85명이고, 인건비가 비용의 60퍼센트예요.</w:t>
+      </w:r>
+    </w:p>
+    <w:p>
+      <w:pPr>
+        <w:pStyle w:val="BodyText"/>
+      </w:pPr>
+      <w:r>
+        <w:t xml:space="preserve">알렉세이: 이리나, 그 말은…</w:t>
+      </w:r>
+    </w:p>
+    <w:p>
+      <w:pPr>
+        <w:pStyle w:val="BodyText"/>
+      </w:pPr>
+      <w:r>
+        <w:t xml:space="preserve">이리나: 원하지 않아요, 계산하는 거예요. 85명 중 15명이면 연말까지 구멍이 막혀요. 러시아어로는 「인원 감축」이라고 하죠. 올가 페트로브나가 「부득이하게」를 싫어하는 것보다 더 이 말이 싫지만, 그런 말이 있고 피할 수도 없어요.</w:t>
+      </w:r>
+    </w:p>
+    <w:p>
+      <w:pPr>
+        <w:pStyle w:val="BodyText"/>
+      </w:pPr>
+      <w:r>
+        <w:t xml:space="preserve">알렉세이: 1년 전에 우리에게 온 사람들 중 15명이라… 알랴, 안톤, 강사들…</w:t>
+      </w:r>
+    </w:p>
+    <w:p>
+      <w:pPr>
+        <w:pStyle w:val="BodyText"/>
+      </w:pPr>
+      <w:r>
+        <w:t xml:space="preserve">이리나: 꼭 그 사람들은 아니지만 누군가는요. 15명. 월요일에 명단 없이 숫자만 책상에 올려 둘게요. 명단은 내가 아니라 당신이 결정할 일이니까요. 난 재무 이사지 판사가 아니고, 판사가 되고 싶지도 않아요.</w:t>
+      </w:r>
+    </w:p>
+    <w:p>
+      <w:pPr>
+        <w:pStyle w:val="BodyText"/>
+      </w:pPr>
+      <w:r>
+        <w:t xml:space="preserve">알렉세이: 올려 두지 마요. 셋이 함께 논의하고, 난 「아니요」라고 할 거예요.</w:t>
+      </w:r>
+    </w:p>
+    <w:p>
+      <w:pPr>
+        <w:pStyle w:val="BodyText"/>
+      </w:pPr>
+      <w:r>
+        <w:t xml:space="preserve">이리나: 하시겠죠, 알아요. 그래서 숫자부터 시작한 거예요. 숫자는 「아니요」를 들어도 서운해하지 않으니까요.</w:t>
+      </w:r>
+    </w:p>
+    <w:p>
+      <w:pPr>
+        <w:pStyle w:val="BodyText"/>
+      </w:pPr>
+      <w:r>
+        <w:t xml:space="preserve">알렉세이: 좋아요. 그럼 월요일에 셋이서, 카잔처럼 차를 마시면서요.</w:t>
       </w:r>
     </w:p>
     <w:bookmarkEnd w:id="37"/>
